--- a/CÔNG TY TNHH MTV THƯƠNG MẠI KHAI MINH/KhaiMinh_ThanhLapMoi/GIẤY ĐỀ NGHỊ.docx
+++ b/CÔNG TY TNHH MTV THƯƠNG MẠI KHAI MINH/KhaiMinh_ThanhLapMoi/GIẤY ĐỀ NGHỊ.docx
@@ -6490,8 +6490,6 @@
             <w:r>
               <w:t>Chi tiết: Bán buôn các loại tủ điện, máy biến đổi tĩnh điện (máy biến đổi tần inverter)</w:t>
             </w:r>
-            <w:bookmarkStart w:id="0" w:name="_GoBack"/>
-            <w:bookmarkEnd w:id="0"/>
           </w:p>
         </w:tc>
         <w:tc>
@@ -6689,8 +6687,10 @@
               </w:rPr>
             </w:pPr>
             <w:r>
-              <w:t xml:space="preserve"> Chi tiết: Bán buôn ván ép các ép các loại</w:t>
-            </w:r>
+              <w:t>Chi tiết: Bán buôn ván ép các ép các loại; Mua bán hàng phục vụ sản xuất, hàng tiêu dùng và trang trí nội thất, bảng hiệu đèn led; Bán buôn hóa chất các loại, chất tẩy rửa, phụ gia công nghiệp làm sạch các dự án, công trình; Bán buôn các nguyên liệu phục vụ cho sản xuất hóa chất; Bán buôn thiết bị phòng cháy chữa cháy, bình phòng cháy chữa cháy</w:t>
+            </w:r>
+            <w:bookmarkStart w:id="0" w:name="_GoBack"/>
+            <w:bookmarkEnd w:id="0"/>
           </w:p>
         </w:tc>
         <w:tc>
@@ -6834,6 +6834,7 @@
               </w:rPr>
             </w:pPr>
             <w:r>
+              <w:lastRenderedPageBreak/>
               <w:t>9</w:t>
             </w:r>
           </w:p>
@@ -6952,7 +6953,6 @@
               </w:rPr>
             </w:pPr>
             <w:r>
-              <w:lastRenderedPageBreak/>
               <w:t>11</w:t>
             </w:r>
           </w:p>
@@ -7971,6 +7971,7 @@
                 <w:sz w:val="26"/>
                 <w:szCs w:val="26"/>
               </w:rPr>
+              <w:lastRenderedPageBreak/>
               <w:t>Xã/Phường/Đặc khu: ……………………………………………………….</w:t>
             </w:r>
           </w:p>

--- a/CÔNG TY TNHH MTV THƯƠNG MẠI KHAI MINH/KhaiMinh_ThanhLapMoi/GIẤY ĐỀ NGHỊ.docx
+++ b/CÔNG TY TNHH MTV THƯƠNG MẠI KHAI MINH/KhaiMinh_ThanhLapMoi/GIẤY ĐỀ NGHỊ.docx
@@ -4882,7 +4882,7 @@
           <w:szCs w:val="26"/>
           <w:lang w:val="fr-FR"/>
         </w:rPr>
-        <w:t>CÔNG TY TNHH MTV THƯƠNG MẠI KHAI MINH</w:t>
+        <w:t>CÔNG TY TNHH THƯƠNG MẠI KHAI MINH VENEER</w:t>
       </w:r>
     </w:p>
     <w:p>
@@ -4930,6 +4930,17 @@
         </w:rPr>
         <w:t xml:space="preserve">): </w:t>
       </w:r>
+      <w:r>
+        <w:rPr>
+          <w:rFonts w:ascii="Times New Roman" w:eastAsia="Times New Roman" w:hAnsi="Times New Roman" w:cs="Times New Roman"/>
+          <w:sz w:val="26"/>
+          <w:szCs w:val="26"/>
+          <w:lang w:val="fr-FR" w:eastAsia="zh-CN"/>
+        </w:rPr>
+        <w:t>KHAI MINH VENEER TRADING COMPANY LIMITED</w:t>
+      </w:r>
+      <w:bookmarkStart w:id="0" w:name="_GoBack"/>
+      <w:bookmarkEnd w:id="0"/>
     </w:p>
     <w:p>
       <w:pPr>
@@ -4978,6 +4989,15 @@
         </w:rPr>
         <w:t xml:space="preserve">): </w:t>
       </w:r>
+      <w:r>
+        <w:rPr>
+          <w:rFonts w:ascii="Times New Roman" w:eastAsia="Times New Roman" w:hAnsi="Times New Roman" w:cs="Times New Roman"/>
+          <w:sz w:val="26"/>
+          <w:szCs w:val="26"/>
+          <w:lang w:val="fr-FR" w:eastAsia="zh-CN"/>
+        </w:rPr>
+        <w:t>KHAI MINH VENEER CO., LTD</w:t>
+      </w:r>
     </w:p>
     <w:p>
       <w:pPr>
@@ -5026,6 +5046,7 @@
           <w:szCs w:val="26"/>
           <w:lang w:val="fr-FR"/>
         </w:rPr>
+        <w:lastRenderedPageBreak/>
         <w:t>Số nhà/phòng, ngách/hẻm, ngõ/kiệt, đường/phố/đại lộ, tổ/xóm/ấp/thôn</w:t>
       </w:r>
       <w:r>
@@ -5068,7 +5089,6 @@
           <w:szCs w:val="26"/>
           <w:lang w:val="fr-FR"/>
         </w:rPr>
-        <w:lastRenderedPageBreak/>
         <w:t xml:space="preserve">Xã/Phường/Đặc khu: </w:t>
       </w:r>
       <w:r>
@@ -6689,8 +6709,6 @@
             <w:r>
               <w:t>Chi tiết: Bán buôn ván ép các ép các loại; Mua bán hàng phục vụ sản xuất, hàng tiêu dùng và trang trí nội thất, bảng hiệu đèn led; Bán buôn hóa chất các loại, chất tẩy rửa, phụ gia công nghiệp làm sạch các dự án, công trình; Bán buôn các nguyên liệu phục vụ cho sản xuất hóa chất; Bán buôn thiết bị phòng cháy chữa cháy, bình phòng cháy chữa cháy</w:t>
             </w:r>
-            <w:bookmarkStart w:id="0" w:name="_GoBack"/>
-            <w:bookmarkEnd w:id="0"/>
           </w:p>
         </w:tc>
         <w:tc>
@@ -6716,6 +6734,7 @@
               </w:rPr>
             </w:pPr>
             <w:r>
+              <w:lastRenderedPageBreak/>
               <w:t>7</w:t>
             </w:r>
           </w:p>
@@ -6834,7 +6853,6 @@
               </w:rPr>
             </w:pPr>
             <w:r>
-              <w:lastRenderedPageBreak/>
               <w:t>9</w:t>
             </w:r>
           </w:p>
@@ -7924,6 +7942,7 @@
                 <w:sz w:val="26"/>
                 <w:szCs w:val="26"/>
               </w:rPr>
+              <w:lastRenderedPageBreak/>
               <w:t>Nơi thường trú:</w:t>
             </w:r>
           </w:p>
@@ -7971,7 +7990,6 @@
                 <w:sz w:val="26"/>
                 <w:szCs w:val="26"/>
               </w:rPr>
-              <w:lastRenderedPageBreak/>
               <w:t>Xã/Phường/Đặc khu: ……………………………………………………….</w:t>
             </w:r>
           </w:p>

--- a/CÔNG TY TNHH MTV THƯƠNG MẠI KHAI MINH/KhaiMinh_ThanhLapMoi/GIẤY ĐỀ NGHỊ.docx
+++ b/CÔNG TY TNHH MTV THƯƠNG MẠI KHAI MINH/KhaiMinh_ThanhLapMoi/GIẤY ĐỀ NGHỊ.docx
@@ -1,6 +1,6 @@
 
 <file path=word/document.xml><?xml version="1.0" encoding="utf-8"?>
-<w:document xmlns:wpc="http://schemas.microsoft.com/office/word/2010/wordprocessingCanvas" xmlns:cx="http://schemas.microsoft.com/office/drawing/2014/chartex" xmlns:cx1="http://schemas.microsoft.com/office/drawing/2015/9/8/chartex" xmlns:mc="http://schemas.openxmlformats.org/markup-compatibility/2006" xmlns:o="urn:schemas-microsoft-com:office:office" xmlns:r="http://schemas.openxmlformats.org/officeDocument/2006/relationships" xmlns:m="http://schemas.openxmlformats.org/officeDocument/2006/math" xmlns:v="urn:schemas-microsoft-com:vml" xmlns:wp14="http://schemas.microsoft.com/office/word/2010/wordprocessingDrawing" xmlns:wp="http://schemas.openxmlformats.org/drawingml/2006/wordprocessingDrawing" xmlns:w10="urn:schemas-microsoft-com:office:word" xmlns:w="http://schemas.openxmlformats.org/wordprocessingml/2006/main" xmlns:w14="http://schemas.microsoft.com/office/word/2010/wordml" xmlns:w15="http://schemas.microsoft.com/office/word/2012/wordml" xmlns:w16se="http://schemas.microsoft.com/office/word/2015/wordml/symex" xmlns:wpg="http://schemas.microsoft.com/office/word/2010/wordprocessingGroup" xmlns:wpi="http://schemas.microsoft.com/office/word/2010/wordprocessingInk" xmlns:wne="http://schemas.microsoft.com/office/word/2006/wordml" xmlns:wps="http://schemas.microsoft.com/office/word/2010/wordprocessingShape" mc:Ignorable="w14 w15 w16se wp14">
+<w:document xmlns:wpc="http://schemas.microsoft.com/office/word/2010/wordprocessingCanvas" xmlns:cx="http://schemas.microsoft.com/office/drawing/2014/chartex" xmlns:mc="http://schemas.openxmlformats.org/markup-compatibility/2006" xmlns:o="urn:schemas-microsoft-com:office:office" xmlns:r="http://schemas.openxmlformats.org/officeDocument/2006/relationships" xmlns:m="http://schemas.openxmlformats.org/officeDocument/2006/math" xmlns:v="urn:schemas-microsoft-com:vml" xmlns:wp14="http://schemas.microsoft.com/office/word/2010/wordprocessingDrawing" xmlns:wp="http://schemas.openxmlformats.org/drawingml/2006/wordprocessingDrawing" xmlns:w10="urn:schemas-microsoft-com:office:word" xmlns:w="http://schemas.openxmlformats.org/wordprocessingml/2006/main" xmlns:w14="http://schemas.microsoft.com/office/word/2010/wordml" xmlns:w15="http://schemas.microsoft.com/office/word/2012/wordml" xmlns:w16se="http://schemas.microsoft.com/office/word/2015/wordml/symex" xmlns:wpg="http://schemas.microsoft.com/office/word/2010/wordprocessingGroup" xmlns:wpi="http://schemas.microsoft.com/office/word/2010/wordprocessingInk" xmlns:wne="http://schemas.microsoft.com/office/word/2006/wordml" xmlns:wps="http://schemas.microsoft.com/office/word/2010/wordprocessingShape" mc:Ignorable="w14 w15 w16se wp14">
   <w:body>
     <w:p>
       <w:pPr>
@@ -144,7 +144,7 @@
               </wp:anchor>
             </w:drawing>
           </mc:Choice>
-          <mc:Fallback>
+          <mc:Fallback xmlns:cx1="http://schemas.microsoft.com/office/drawing/2015/9/8/chartex">
             <w:pict>
               <v:line w14:anchorId="24BAE32B" id="Straight Connector 2" o:spid="_x0000_s1026" style="position:absolute;z-index:251699200;visibility:visible;mso-wrap-style:square;mso-wrap-distance-left:9pt;mso-wrap-distance-top:0;mso-wrap-distance-right:9pt;mso-wrap-distance-bottom:0;mso-position-horizontal:center;mso-position-horizontal-relative:margin;mso-position-vertical:absolute;mso-position-vertical-relative:text" from="0,.5pt" to="173.75pt,.5pt" o:gfxdata="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" strokecolor="windowText" strokeweight=".5pt">
                 <v:stroke joinstyle="miter"/>
@@ -1468,7 +1468,7 @@
                     </wp:anchor>
                   </w:drawing>
                 </mc:Choice>
-                <mc:Fallback>
+                <mc:Fallback xmlns:cx1="http://schemas.microsoft.com/office/drawing/2015/9/8/chartex">
                   <w:pict>
                     <v:rect w14:anchorId="6308C006" id="Rectangle 238" o:spid="_x0000_s1026" style="position:absolute;margin-left:-2.6pt;margin-top:3.4pt;width:27pt;height:22pt;z-index:251660288;visibility:visible;mso-wrap-style:none;mso-width-percent:0;mso-height-percent:0;mso-wrap-distance-left:9pt;mso-wrap-distance-top:0;mso-wrap-distance-right:9pt;mso-wrap-distance-bottom:0;mso-position-horizontal:absolute;mso-position-horizontal-relative:margin;mso-position-vertical:absolute;mso-position-vertical-relative:margin;mso-width-percent:0;mso-height-percent:0;mso-width-relative:page;mso-height-relative:page;v-text-anchor:middle" o:gfxdata="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" strokeweight=".26mm">
                       <v:stroke endcap="square"/>
@@ -1594,7 +1594,7 @@
                     </wp:anchor>
                   </w:drawing>
                 </mc:Choice>
-                <mc:Fallback>
+                <mc:Fallback xmlns:cx1="http://schemas.microsoft.com/office/drawing/2015/9/8/chartex">
                   <w:pict>
                     <v:rect w14:anchorId="0912E7DE" id="Rectangle 237" o:spid="_x0000_s1026" style="position:absolute;margin-left:-2.6pt;margin-top:3.8pt;width:27pt;height:22pt;z-index:251661312;visibility:visible;mso-wrap-style:none;mso-width-percent:0;mso-height-percent:0;mso-wrap-distance-left:9pt;mso-wrap-distance-top:0;mso-wrap-distance-right:9pt;mso-wrap-distance-bottom:0;mso-position-horizontal:absolute;mso-position-horizontal-relative:margin;mso-position-vertical:absolute;mso-position-vertical-relative:margin;mso-width-percent:0;mso-height-percent:0;mso-width-relative:page;mso-height-relative:page;v-text-anchor:middle" o:gfxdata="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" strokeweight=".26mm">
                       <v:stroke endcap="square"/>
@@ -1720,7 +1720,7 @@
                     </wp:anchor>
                   </w:drawing>
                 </mc:Choice>
-                <mc:Fallback>
+                <mc:Fallback xmlns:cx1="http://schemas.microsoft.com/office/drawing/2015/9/8/chartex">
                   <w:pict>
                     <v:rect w14:anchorId="7E999212" id="Rectangle 236" o:spid="_x0000_s1026" style="position:absolute;margin-left:-2.05pt;margin-top:3.3pt;width:27pt;height:22pt;z-index:251662336;visibility:visible;mso-wrap-style:none;mso-width-percent:0;mso-height-percent:0;mso-wrap-distance-left:9pt;mso-wrap-distance-top:0;mso-wrap-distance-right:9pt;mso-wrap-distance-bottom:0;mso-position-horizontal:absolute;mso-position-horizontal-relative:margin;mso-position-vertical:absolute;mso-position-vertical-relative:margin;mso-width-percent:0;mso-height-percent:0;mso-width-relative:page;mso-height-relative:page;v-text-anchor:middle" o:gfxdata="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" strokeweight=".26mm">
                       <v:stroke endcap="square"/>
@@ -1846,7 +1846,7 @@
                     </wp:anchor>
                   </w:drawing>
                 </mc:Choice>
-                <mc:Fallback>
+                <mc:Fallback xmlns:cx1="http://schemas.microsoft.com/office/drawing/2015/9/8/chartex">
                   <w:pict>
                     <v:rect w14:anchorId="6842F8D6" id="Rectangle 235" o:spid="_x0000_s1026" style="position:absolute;margin-left:-2.6pt;margin-top:3.55pt;width:27pt;height:22pt;z-index:251663360;visibility:visible;mso-wrap-style:none;mso-width-percent:0;mso-height-percent:0;mso-wrap-distance-left:9pt;mso-wrap-distance-top:0;mso-wrap-distance-right:9pt;mso-wrap-distance-bottom:0;mso-position-horizontal:absolute;mso-position-horizontal-relative:margin;mso-position-vertical:absolute;mso-position-vertical-relative:margin;mso-width-percent:0;mso-height-percent:0;mso-width-relative:page;mso-height-relative:page;v-text-anchor:middle" o:gfxdata="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" strokeweight=".26mm">
                       <v:stroke endcap="square"/>
@@ -1973,7 +1973,7 @@
                     </wp:anchor>
                   </w:drawing>
                 </mc:Choice>
-                <mc:Fallback>
+                <mc:Fallback xmlns:cx1="http://schemas.microsoft.com/office/drawing/2015/9/8/chartex">
                   <w:pict>
                     <v:rect w14:anchorId="7C7ED5CD" id="Rectangle 239" o:spid="_x0000_s1026" style="position:absolute;margin-left:-2.6pt;margin-top:3.35pt;width:27pt;height:22pt;z-index:251676672;visibility:visible;mso-wrap-style:none;mso-width-percent:0;mso-height-percent:0;mso-wrap-distance-left:9pt;mso-wrap-distance-top:0;mso-wrap-distance-right:9pt;mso-wrap-distance-bottom:0;mso-position-horizontal:absolute;mso-position-horizontal-relative:margin;mso-position-vertical:absolute;mso-position-vertical-relative:margin;mso-width-percent:0;mso-height-percent:0;mso-width-relative:page;mso-height-relative:page;v-text-anchor:middle" o:gfxdata="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" strokeweight=".26mm">
                       <v:stroke endcap="square"/>
@@ -2111,7 +2111,7 @@
                     </wp:anchor>
                   </w:drawing>
                 </mc:Choice>
-                <mc:Fallback>
+                <mc:Fallback xmlns:cx1="http://schemas.microsoft.com/office/drawing/2015/9/8/chartex">
                   <w:pict>
                     <v:rect w14:anchorId="2EA58C99" id="Rectangle 234" o:spid="_x0000_s1026" style="position:absolute;margin-left:-2.6pt;margin-top:3.75pt;width:27pt;height:22pt;z-index:251666432;visibility:visible;mso-wrap-style:none;mso-width-percent:0;mso-height-percent:0;mso-wrap-distance-left:9pt;mso-wrap-distance-top:0;mso-wrap-distance-right:9pt;mso-wrap-distance-bottom:0;mso-position-horizontal:absolute;mso-position-horizontal-relative:margin;mso-position-vertical:absolute;mso-position-vertical-relative:margin;mso-width-percent:0;mso-height-percent:0;mso-width-relative:page;mso-height-relative:page;v-text-anchor:middle" o:gfxdata="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" strokeweight=".26mm">
                       <v:stroke endcap="square"/>
@@ -2911,7 +2911,7 @@
                     </wp:anchor>
                   </w:drawing>
                 </mc:Choice>
-                <mc:Fallback>
+                <mc:Fallback xmlns:cx1="http://schemas.microsoft.com/office/drawing/2015/9/8/chartex">
                   <w:pict>
                     <v:rect w14:anchorId="137DAE21" id="Rectangle 105" o:spid="_x0000_s1026" style="position:absolute;margin-left:3.4pt;margin-top:5.6pt;width:16.6pt;height:15.9pt;z-index:251688960;visibility:visible;mso-wrap-style:square;mso-width-percent:0;mso-height-percent:0;mso-wrap-distance-left:9pt;mso-wrap-distance-top:0;mso-wrap-distance-right:9pt;mso-wrap-distance-bottom:0;mso-position-horizontal:absolute;mso-position-horizontal-relative:text;mso-position-vertical:absolute;mso-position-vertical-relative:text;mso-width-percent:0;mso-height-percent:0;mso-width-relative:page;mso-height-relative:page;v-text-anchor:top" o:gfxdata="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"/>
                   </w:pict>
@@ -3025,7 +3025,7 @@
                     </wp:anchor>
                   </w:drawing>
                 </mc:Choice>
-                <mc:Fallback>
+                <mc:Fallback xmlns:cx1="http://schemas.microsoft.com/office/drawing/2015/9/8/chartex">
                   <w:pict>
                     <v:rect w14:anchorId="5B7F9B51" id="Rectangle 104" o:spid="_x0000_s1026" style="position:absolute;margin-left:4.4pt;margin-top:5.6pt;width:16.6pt;height:15.9pt;z-index:251691008;visibility:visible;mso-wrap-style:square;mso-width-percent:0;mso-height-percent:0;mso-wrap-distance-left:9pt;mso-wrap-distance-top:0;mso-wrap-distance-right:9pt;mso-wrap-distance-bottom:0;mso-position-horizontal:absolute;mso-position-horizontal-relative:text;mso-position-vertical:absolute;mso-position-vertical-relative:text;mso-width-percent:0;mso-height-percent:0;mso-width-relative:page;mso-height-relative:page;v-text-anchor:top" o:gfxdata="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"/>
                   </w:pict>
@@ -3141,7 +3141,7 @@
                     </wp:anchor>
                   </w:drawing>
                 </mc:Choice>
-                <mc:Fallback>
+                <mc:Fallback xmlns:cx1="http://schemas.microsoft.com/office/drawing/2015/9/8/chartex">
                   <w:pict>
                     <v:rect w14:anchorId="32CF65ED" id="Rectangle 103" o:spid="_x0000_s1026" style="position:absolute;margin-left:3.4pt;margin-top:5pt;width:16.6pt;height:15.9pt;z-index:251689984;visibility:visible;mso-wrap-style:square;mso-width-percent:0;mso-height-percent:0;mso-wrap-distance-left:9pt;mso-wrap-distance-top:0;mso-wrap-distance-right:9pt;mso-wrap-distance-bottom:0;mso-position-horizontal:absolute;mso-position-horizontal-relative:text;mso-position-vertical:absolute;mso-position-vertical-relative:text;mso-width-percent:0;mso-height-percent:0;mso-width-relative:page;mso-height-relative:page;v-text-anchor:top" o:gfxdata="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"/>
                   </w:pict>
@@ -3255,7 +3255,7 @@
                     </wp:anchor>
                   </w:drawing>
                 </mc:Choice>
-                <mc:Fallback>
+                <mc:Fallback xmlns:cx1="http://schemas.microsoft.com/office/drawing/2015/9/8/chartex">
                   <w:pict>
                     <v:rect w14:anchorId="227D549B" id="Rectangle 102" o:spid="_x0000_s1026" style="position:absolute;margin-left:4.4pt;margin-top:5pt;width:16.6pt;height:15.9pt;z-index:251692032;visibility:visible;mso-wrap-style:square;mso-width-percent:0;mso-height-percent:0;mso-wrap-distance-left:9pt;mso-wrap-distance-top:0;mso-wrap-distance-right:9pt;mso-wrap-distance-bottom:0;mso-position-horizontal:absolute;mso-position-horizontal-relative:text;mso-position-vertical:absolute;mso-position-vertical-relative:text;mso-width-percent:0;mso-height-percent:0;mso-width-relative:page;mso-height-relative:page;v-text-anchor:top" o:gfxdata="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"/>
                   </w:pict>
@@ -3371,7 +3371,27 @@
           <w:szCs w:val="26"/>
           <w:lang w:eastAsia="zh-CN"/>
         </w:rPr>
-        <w:t>Ngày cấp: …./…./….Nơi cấp: ………..Ngày hết hạn (</w:t>
+        <w:t xml:space="preserve">Ngày cấp: </w:t>
+      </w:r>
+      <w:proofErr w:type="gramStart"/>
+      <w:r>
+        <w:rPr>
+          <w:rFonts w:ascii="Times New Roman" w:eastAsia="Times New Roman" w:hAnsi="Times New Roman" w:cs="Times New Roman"/>
+          <w:sz w:val="26"/>
+          <w:szCs w:val="26"/>
+          <w:lang w:eastAsia="zh-CN"/>
+        </w:rPr>
+        <w:t>…./</w:t>
+      </w:r>
+      <w:proofErr w:type="gramEnd"/>
+      <w:r>
+        <w:rPr>
+          <w:rFonts w:ascii="Times New Roman" w:eastAsia="Times New Roman" w:hAnsi="Times New Roman" w:cs="Times New Roman"/>
+          <w:sz w:val="26"/>
+          <w:szCs w:val="26"/>
+          <w:lang w:eastAsia="zh-CN"/>
+        </w:rPr>
+        <w:t>…./….Nơi cấp: ………..Ngày hết hạn (</w:t>
       </w:r>
       <w:r>
         <w:rPr>
@@ -3861,7 +3881,7 @@
                     </wp:anchor>
                   </w:drawing>
                 </mc:Choice>
-                <mc:Fallback>
+                <mc:Fallback xmlns:cx1="http://schemas.microsoft.com/office/drawing/2015/9/8/chartex">
                   <w:pict>
                     <v:rect w14:anchorId="4D0AF0D9" id="Rectangle 26" o:spid="_x0000_s1026" style="position:absolute;margin-left:3.4pt;margin-top:5.6pt;width:16.6pt;height:15.9pt;z-index:251693056;visibility:visible;mso-wrap-style:square;mso-width-percent:0;mso-height-percent:0;mso-wrap-distance-left:9pt;mso-wrap-distance-top:0;mso-wrap-distance-right:9pt;mso-wrap-distance-bottom:0;mso-position-horizontal:absolute;mso-position-horizontal-relative:text;mso-position-vertical:absolute;mso-position-vertical-relative:text;mso-width-percent:0;mso-height-percent:0;mso-width-relative:page;mso-height-relative:page;v-text-anchor:top" o:gfxdata="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"/>
                   </w:pict>
@@ -3975,7 +3995,7 @@
                     </wp:anchor>
                   </w:drawing>
                 </mc:Choice>
-                <mc:Fallback>
+                <mc:Fallback xmlns:cx1="http://schemas.microsoft.com/office/drawing/2015/9/8/chartex">
                   <w:pict>
                     <v:rect w14:anchorId="152C877B" id="Rectangle 25" o:spid="_x0000_s1026" style="position:absolute;margin-left:4.4pt;margin-top:5.6pt;width:16.6pt;height:15.9pt;z-index:251695104;visibility:visible;mso-wrap-style:square;mso-width-percent:0;mso-height-percent:0;mso-wrap-distance-left:9pt;mso-wrap-distance-top:0;mso-wrap-distance-right:9pt;mso-wrap-distance-bottom:0;mso-position-horizontal:absolute;mso-position-horizontal-relative:text;mso-position-vertical:absolute;mso-position-vertical-relative:text;mso-width-percent:0;mso-height-percent:0;mso-width-relative:page;mso-height-relative:page;v-text-anchor:top" o:gfxdata="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"/>
                   </w:pict>
@@ -4091,7 +4111,7 @@
                     </wp:anchor>
                   </w:drawing>
                 </mc:Choice>
-                <mc:Fallback>
+                <mc:Fallback xmlns:cx1="http://schemas.microsoft.com/office/drawing/2015/9/8/chartex">
                   <w:pict>
                     <v:rect w14:anchorId="167D9B1D" id="Rectangle 24" o:spid="_x0000_s1026" style="position:absolute;margin-left:3.4pt;margin-top:5pt;width:16.6pt;height:15.9pt;z-index:251694080;visibility:visible;mso-wrap-style:square;mso-width-percent:0;mso-height-percent:0;mso-wrap-distance-left:9pt;mso-wrap-distance-top:0;mso-wrap-distance-right:9pt;mso-wrap-distance-bottom:0;mso-position-horizontal:absolute;mso-position-horizontal-relative:text;mso-position-vertical:absolute;mso-position-vertical-relative:text;mso-width-percent:0;mso-height-percent:0;mso-width-relative:page;mso-height-relative:page;v-text-anchor:top" o:gfxdata="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"/>
                   </w:pict>
@@ -4205,7 +4225,7 @@
                     </wp:anchor>
                   </w:drawing>
                 </mc:Choice>
-                <mc:Fallback>
+                <mc:Fallback xmlns:cx1="http://schemas.microsoft.com/office/drawing/2015/9/8/chartex">
                   <w:pict>
                     <v:rect w14:anchorId="08AE9C8F" id="Rectangle 23" o:spid="_x0000_s1026" style="position:absolute;margin-left:4.4pt;margin-top:5pt;width:16.6pt;height:15.9pt;z-index:251696128;visibility:visible;mso-wrap-style:square;mso-width-percent:0;mso-height-percent:0;mso-wrap-distance-left:9pt;mso-wrap-distance-top:0;mso-wrap-distance-right:9pt;mso-wrap-distance-bottom:0;mso-position-horizontal:absolute;mso-position-horizontal-relative:text;mso-position-vertical:absolute;mso-position-vertical-relative:text;mso-width-percent:0;mso-height-percent:0;mso-width-relative:page;mso-height-relative:page;v-text-anchor:top" o:gfxdata="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"/>
                   </w:pict>
@@ -4326,7 +4346,27 @@
           <w:szCs w:val="26"/>
           <w:lang w:eastAsia="zh-CN"/>
         </w:rPr>
-        <w:t>Ngày cấp: …./…./….Nơi cấp: ………..Ngày hết hạn (</w:t>
+        <w:t xml:space="preserve">Ngày cấp: </w:t>
+      </w:r>
+      <w:proofErr w:type="gramStart"/>
+      <w:r>
+        <w:rPr>
+          <w:rFonts w:ascii="Times New Roman" w:eastAsia="Times New Roman" w:hAnsi="Times New Roman" w:cs="Times New Roman"/>
+          <w:sz w:val="26"/>
+          <w:szCs w:val="26"/>
+          <w:lang w:eastAsia="zh-CN"/>
+        </w:rPr>
+        <w:t>…./</w:t>
+      </w:r>
+      <w:proofErr w:type="gramEnd"/>
+      <w:r>
+        <w:rPr>
+          <w:rFonts w:ascii="Times New Roman" w:eastAsia="Times New Roman" w:hAnsi="Times New Roman" w:cs="Times New Roman"/>
+          <w:sz w:val="26"/>
+          <w:szCs w:val="26"/>
+          <w:lang w:eastAsia="zh-CN"/>
+        </w:rPr>
+        <w:t>…./….Nơi cấp: ………..Ngày hết hạn (</w:t>
       </w:r>
       <w:r>
         <w:rPr>
@@ -4727,17 +4767,41 @@
           <w:szCs w:val="26"/>
           <w:lang w:val="fr-FR" w:eastAsia="zh-CN"/>
         </w:rPr>
-        <w:t>Công ty chứng khoán/Công ty quản lý quỹ đầu tư chứng khoán/Công ty đầu tư chứng khoán</w:t>
-      </w:r>
-      <w:r>
-        <w:rPr>
-          <w:rFonts w:ascii="Times New Roman" w:eastAsia="Times New Roman" w:hAnsi="Times New Roman" w:cs="Times New Roman"/>
+        <w:t xml:space="preserve">Công ty chứng khoán/Công ty quản lý quỹ đầu tư chứng khoán/Công ty đầu tư chứng </w:t>
+      </w:r>
+      <w:proofErr w:type="gramStart"/>
+      <w:r>
+        <w:rPr>
+          <w:rFonts w:ascii="Times New Roman" w:eastAsia="Times New Roman" w:hAnsi="Times New Roman" w:cs="Times New Roman"/>
+          <w:b/>
+          <w:bCs/>
           <w:spacing w:val="-2"/>
           <w:sz w:val="26"/>
           <w:szCs w:val="26"/>
           <w:lang w:val="fr-FR" w:eastAsia="zh-CN"/>
         </w:rPr>
-        <w:t>: (</w:t>
+        <w:t>khoán</w:t>
+      </w:r>
+      <w:r>
+        <w:rPr>
+          <w:rFonts w:ascii="Times New Roman" w:eastAsia="Times New Roman" w:hAnsi="Times New Roman" w:cs="Times New Roman"/>
+          <w:spacing w:val="-2"/>
+          <w:sz w:val="26"/>
+          <w:szCs w:val="26"/>
+          <w:lang w:val="fr-FR" w:eastAsia="zh-CN"/>
+        </w:rPr>
+        <w:t>:</w:t>
+      </w:r>
+      <w:proofErr w:type="gramEnd"/>
+      <w:r>
+        <w:rPr>
+          <w:rFonts w:ascii="Times New Roman" w:eastAsia="Times New Roman" w:hAnsi="Times New Roman" w:cs="Times New Roman"/>
+          <w:spacing w:val="-2"/>
+          <w:sz w:val="26"/>
+          <w:szCs w:val="26"/>
+          <w:lang w:val="fr-FR" w:eastAsia="zh-CN"/>
+        </w:rPr>
+        <w:t xml:space="preserve"> (</w:t>
       </w:r>
       <w:r>
         <w:rPr>
@@ -4774,8 +4838,49 @@
           <w:szCs w:val="26"/>
           <w:lang w:val="fr-FR" w:eastAsia="zh-CN"/>
         </w:rPr>
-        <w:t>Giấy phép thành lập và hoạt động số: …  do Uỷ ban Chứng khoán Nhà nước cấp ngày: …./…./….. (</w:t>
-      </w:r>
+        <w:t xml:space="preserve">Giấy phép thành lập và hoạt động </w:t>
+      </w:r>
+      <w:proofErr w:type="gramStart"/>
+      <w:r>
+        <w:rPr>
+          <w:rFonts w:ascii="Times New Roman" w:eastAsia="Times New Roman" w:hAnsi="Times New Roman" w:cs="Times New Roman"/>
+          <w:sz w:val="26"/>
+          <w:szCs w:val="26"/>
+          <w:lang w:val="fr-FR" w:eastAsia="zh-CN"/>
+        </w:rPr>
+        <w:t>số:</w:t>
+      </w:r>
+      <w:proofErr w:type="gramEnd"/>
+      <w:r>
+        <w:rPr>
+          <w:rFonts w:ascii="Times New Roman" w:eastAsia="Times New Roman" w:hAnsi="Times New Roman" w:cs="Times New Roman"/>
+          <w:sz w:val="26"/>
+          <w:szCs w:val="26"/>
+          <w:lang w:val="fr-FR" w:eastAsia="zh-CN"/>
+        </w:rPr>
+        <w:t xml:space="preserve"> …  </w:t>
+      </w:r>
+      <w:proofErr w:type="gramStart"/>
+      <w:r>
+        <w:rPr>
+          <w:rFonts w:ascii="Times New Roman" w:eastAsia="Times New Roman" w:hAnsi="Times New Roman" w:cs="Times New Roman"/>
+          <w:sz w:val="26"/>
+          <w:szCs w:val="26"/>
+          <w:lang w:val="fr-FR" w:eastAsia="zh-CN"/>
+        </w:rPr>
+        <w:t>do</w:t>
+      </w:r>
+      <w:proofErr w:type="gramEnd"/>
+      <w:r>
+        <w:rPr>
+          <w:rFonts w:ascii="Times New Roman" w:eastAsia="Times New Roman" w:hAnsi="Times New Roman" w:cs="Times New Roman"/>
+          <w:sz w:val="26"/>
+          <w:szCs w:val="26"/>
+          <w:lang w:val="fr-FR" w:eastAsia="zh-CN"/>
+        </w:rPr>
+        <w:t xml:space="preserve"> Uỷ ban Chứng khoán Nhà nước cấp ngày: …./…./….. (</w:t>
+      </w:r>
+      <w:proofErr w:type="gramStart"/>
       <w:r>
         <w:rPr>
           <w:rFonts w:ascii="Times New Roman" w:eastAsia="Times New Roman" w:hAnsi="Times New Roman" w:cs="Times New Roman"/>
@@ -4784,7 +4889,18 @@
           <w:szCs w:val="26"/>
           <w:lang w:val="fr-FR" w:eastAsia="zh-CN"/>
         </w:rPr>
-        <w:t>nếu có</w:t>
+        <w:t>nếu</w:t>
+      </w:r>
+      <w:proofErr w:type="gramEnd"/>
+      <w:r>
+        <w:rPr>
+          <w:rFonts w:ascii="Times New Roman" w:eastAsia="Times New Roman" w:hAnsi="Times New Roman" w:cs="Times New Roman"/>
+          <w:i/>
+          <w:sz w:val="26"/>
+          <w:szCs w:val="26"/>
+          <w:lang w:val="fr-FR" w:eastAsia="zh-CN"/>
+        </w:rPr>
+        <w:t xml:space="preserve"> có</w:t>
       </w:r>
       <w:r>
         <w:rPr>
@@ -4818,8 +4934,21 @@
           <w:szCs w:val="26"/>
           <w:lang w:val="fr-FR" w:eastAsia="zh-CN"/>
         </w:rPr>
-        <w:t>2. Tên công ty:</w:t>
-      </w:r>
+        <w:t xml:space="preserve">2. Tên công </w:t>
+      </w:r>
+      <w:proofErr w:type="gramStart"/>
+      <w:r>
+        <w:rPr>
+          <w:rFonts w:ascii="Times New Roman" w:eastAsia="Times New Roman" w:hAnsi="Times New Roman" w:cs="Times New Roman"/>
+          <w:b/>
+          <w:bCs/>
+          <w:sz w:val="26"/>
+          <w:szCs w:val="26"/>
+          <w:lang w:val="fr-FR" w:eastAsia="zh-CN"/>
+        </w:rPr>
+        <w:t>ty:</w:t>
+      </w:r>
+      <w:proofErr w:type="gramEnd"/>
     </w:p>
     <w:p>
       <w:pPr>
@@ -4856,6 +4985,7 @@
         </w:rPr>
         <w:t>ghi bằng chữ in hoa</w:t>
       </w:r>
+      <w:proofErr w:type="gramStart"/>
       <w:r>
         <w:rPr>
           <w:rFonts w:ascii="Times New Roman" w:eastAsia="Times New Roman" w:hAnsi="Times New Roman" w:cs="Times New Roman"/>
@@ -4865,6 +4995,7 @@
         </w:rPr>
         <w:t>):</w:t>
       </w:r>
+      <w:proofErr w:type="gramEnd"/>
       <w:r>
         <w:rPr>
           <w:rFonts w:ascii="Times New Roman" w:eastAsia="Times New Roman" w:hAnsi="Times New Roman" w:cs="Times New Roman"/>
@@ -4921,6 +5052,7 @@
         </w:rPr>
         <w:t>nếu có</w:t>
       </w:r>
+      <w:proofErr w:type="gramStart"/>
       <w:r>
         <w:rPr>
           <w:rFonts w:ascii="Times New Roman" w:eastAsia="Times New Roman" w:hAnsi="Times New Roman" w:cs="Times New Roman"/>
@@ -4928,8 +5060,9 @@
           <w:szCs w:val="26"/>
           <w:lang w:val="fr-FR" w:eastAsia="zh-CN"/>
         </w:rPr>
-        <w:t xml:space="preserve">): </w:t>
-      </w:r>
+        <w:t>):</w:t>
+      </w:r>
+      <w:proofErr w:type="gramEnd"/>
       <w:r>
         <w:rPr>
           <w:rFonts w:ascii="Times New Roman" w:eastAsia="Times New Roman" w:hAnsi="Times New Roman" w:cs="Times New Roman"/>
@@ -4937,10 +5070,17 @@
           <w:szCs w:val="26"/>
           <w:lang w:val="fr-FR" w:eastAsia="zh-CN"/>
         </w:rPr>
+        <w:t xml:space="preserve"> </w:t>
+      </w:r>
+      <w:r>
+        <w:rPr>
+          <w:rFonts w:ascii="Times New Roman" w:eastAsia="Times New Roman" w:hAnsi="Times New Roman" w:cs="Times New Roman"/>
+          <w:sz w:val="26"/>
+          <w:szCs w:val="26"/>
+          <w:lang w:val="fr-FR" w:eastAsia="zh-CN"/>
+        </w:rPr>
         <w:t>KHAI MINH VENEER TRADING COMPANY LIMITED</w:t>
       </w:r>
-      <w:bookmarkStart w:id="0" w:name="_GoBack"/>
-      <w:bookmarkEnd w:id="0"/>
     </w:p>
     <w:p>
       <w:pPr>
@@ -4980,6 +5120,7 @@
         </w:rPr>
         <w:t>nếu có</w:t>
       </w:r>
+      <w:proofErr w:type="gramStart"/>
       <w:r>
         <w:rPr>
           <w:rFonts w:ascii="Times New Roman" w:eastAsia="Times New Roman" w:hAnsi="Times New Roman" w:cs="Times New Roman"/>
@@ -4987,7 +5128,17 @@
           <w:szCs w:val="26"/>
           <w:lang w:val="fr-FR" w:eastAsia="zh-CN"/>
         </w:rPr>
-        <w:t xml:space="preserve">): </w:t>
+        <w:t>):</w:t>
+      </w:r>
+      <w:proofErr w:type="gramEnd"/>
+      <w:r>
+        <w:rPr>
+          <w:rFonts w:ascii="Times New Roman" w:eastAsia="Times New Roman" w:hAnsi="Times New Roman" w:cs="Times New Roman"/>
+          <w:sz w:val="26"/>
+          <w:szCs w:val="26"/>
+          <w:lang w:val="fr-FR" w:eastAsia="zh-CN"/>
+        </w:rPr>
+        <w:t xml:space="preserve"> </w:t>
       </w:r>
       <w:r>
         <w:rPr>
@@ -5024,8 +5175,21 @@
           <w:szCs w:val="26"/>
           <w:lang w:val="fr-FR" w:eastAsia="zh-CN"/>
         </w:rPr>
-        <w:t>3. Địa chỉ trụ sở chính:</w:t>
-      </w:r>
+        <w:t xml:space="preserve">3. Địa chỉ trụ sở </w:t>
+      </w:r>
+      <w:proofErr w:type="gramStart"/>
+      <w:r>
+        <w:rPr>
+          <w:rFonts w:ascii="Times New Roman" w:eastAsia="Times New Roman" w:hAnsi="Times New Roman" w:cs="Times New Roman"/>
+          <w:b/>
+          <w:bCs/>
+          <w:sz w:val="26"/>
+          <w:szCs w:val="26"/>
+          <w:lang w:val="fr-FR" w:eastAsia="zh-CN"/>
+        </w:rPr>
+        <w:t>chính:</w:t>
+      </w:r>
+      <w:proofErr w:type="gramEnd"/>
     </w:p>
     <w:p>
       <w:pPr>
@@ -5047,16 +5211,37 @@
           <w:lang w:val="fr-FR"/>
         </w:rPr>
         <w:lastRenderedPageBreak/>
-        <w:t>Số nhà/phòng, ngách/hẻm, ngõ/kiệt, đường/phố/đại lộ, tổ/xóm/ấp/thôn</w:t>
-      </w:r>
+        <w:t>Số nhà/phòng, ngách/hẻm, ngõ/kiệt, đường/phố/đại lộ, tổ/xóm/ấp/</w:t>
+      </w:r>
+      <w:proofErr w:type="gramStart"/>
       <w:r>
         <w:rPr>
           <w:rFonts w:ascii="Times New Roman" w:eastAsia="Calibri" w:hAnsi="Times New Roman" w:cs="Times New Roman"/>
+          <w:spacing w:val="-8"/>
           <w:sz w:val="26"/>
           <w:szCs w:val="26"/>
           <w:lang w:val="fr-FR"/>
         </w:rPr>
-        <w:t xml:space="preserve">: </w:t>
+        <w:t>thôn</w:t>
+      </w:r>
+      <w:r>
+        <w:rPr>
+          <w:rFonts w:ascii="Times New Roman" w:eastAsia="Calibri" w:hAnsi="Times New Roman" w:cs="Times New Roman"/>
+          <w:sz w:val="26"/>
+          <w:szCs w:val="26"/>
+          <w:lang w:val="fr-FR"/>
+        </w:rPr>
+        <w:t>:</w:t>
+      </w:r>
+      <w:proofErr w:type="gramEnd"/>
+      <w:r>
+        <w:rPr>
+          <w:rFonts w:ascii="Times New Roman" w:eastAsia="Calibri" w:hAnsi="Times New Roman" w:cs="Times New Roman"/>
+          <w:sz w:val="26"/>
+          <w:szCs w:val="26"/>
+          <w:lang w:val="fr-FR"/>
+        </w:rPr>
+        <w:t xml:space="preserve"> </w:t>
       </w:r>
       <w:r>
         <w:rPr>
@@ -5089,7 +5274,27 @@
           <w:szCs w:val="26"/>
           <w:lang w:val="fr-FR"/>
         </w:rPr>
-        <w:t xml:space="preserve">Xã/Phường/Đặc khu: </w:t>
+        <w:t xml:space="preserve">Xã/Phường/Đặc </w:t>
+      </w:r>
+      <w:proofErr w:type="gramStart"/>
+      <w:r>
+        <w:rPr>
+          <w:rFonts w:ascii="Times New Roman" w:eastAsia="Calibri" w:hAnsi="Times New Roman" w:cs="Times New Roman"/>
+          <w:sz w:val="26"/>
+          <w:szCs w:val="26"/>
+          <w:lang w:val="fr-FR"/>
+        </w:rPr>
+        <w:t>khu:</w:t>
+      </w:r>
+      <w:proofErr w:type="gramEnd"/>
+      <w:r>
+        <w:rPr>
+          <w:rFonts w:ascii="Times New Roman" w:eastAsia="Calibri" w:hAnsi="Times New Roman" w:cs="Times New Roman"/>
+          <w:sz w:val="26"/>
+          <w:szCs w:val="26"/>
+          <w:lang w:val="fr-FR"/>
+        </w:rPr>
+        <w:t xml:space="preserve"> </w:t>
       </w:r>
       <w:r>
         <w:rPr>
@@ -5121,7 +5326,27 @@
           <w:szCs w:val="26"/>
           <w:lang w:val="fr-FR"/>
         </w:rPr>
-        <w:t xml:space="preserve">Tỉnh/Thành phố trực thuộc trung ương: </w:t>
+        <w:t xml:space="preserve">Tỉnh/Thành phố trực thuộc trung </w:t>
+      </w:r>
+      <w:proofErr w:type="gramStart"/>
+      <w:r>
+        <w:rPr>
+          <w:rFonts w:ascii="Times New Roman" w:eastAsia="Calibri" w:hAnsi="Times New Roman" w:cs="Times New Roman"/>
+          <w:sz w:val="26"/>
+          <w:szCs w:val="26"/>
+          <w:lang w:val="fr-FR"/>
+        </w:rPr>
+        <w:t>ương:</w:t>
+      </w:r>
+      <w:proofErr w:type="gramEnd"/>
+      <w:r>
+        <w:rPr>
+          <w:rFonts w:ascii="Times New Roman" w:eastAsia="Calibri" w:hAnsi="Times New Roman" w:cs="Times New Roman"/>
+          <w:sz w:val="26"/>
+          <w:szCs w:val="26"/>
+          <w:lang w:val="fr-FR"/>
+        </w:rPr>
+        <w:t xml:space="preserve"> </w:t>
       </w:r>
       <w:r>
         <w:rPr>
@@ -5161,8 +5386,19 @@
           <w:szCs w:val="26"/>
           <w:lang w:val="fr-FR" w:eastAsia="zh-CN"/>
         </w:rPr>
-        <w:t>Điện thoại:</w:t>
-      </w:r>
+        <w:t xml:space="preserve">Điện </w:t>
+      </w:r>
+      <w:proofErr w:type="gramStart"/>
+      <w:r>
+        <w:rPr>
+          <w:rFonts w:ascii="Times New Roman" w:eastAsia="Times New Roman" w:hAnsi="Times New Roman" w:cs="Times New Roman"/>
+          <w:sz w:val="26"/>
+          <w:szCs w:val="26"/>
+          <w:lang w:val="fr-FR" w:eastAsia="zh-CN"/>
+        </w:rPr>
+        <w:t>thoại:</w:t>
+      </w:r>
+      <w:proofErr w:type="gramEnd"/>
       <w:r>
         <w:rPr>
           <w:rFonts w:ascii="Times New Roman" w:eastAsia="Times New Roman" w:hAnsi="Times New Roman" w:cs="Times New Roman"/>
@@ -5258,6 +5494,7 @@
         </w:rPr>
         <w:t>nếu có</w:t>
       </w:r>
+      <w:proofErr w:type="gramStart"/>
       <w:r>
         <w:rPr>
           <w:rFonts w:ascii="Times New Roman" w:eastAsia="Times New Roman" w:hAnsi="Times New Roman" w:cs="Times New Roman"/>
@@ -5265,7 +5502,17 @@
           <w:szCs w:val="26"/>
           <w:lang w:val="fr-FR" w:eastAsia="zh-CN"/>
         </w:rPr>
-        <w:t>): Website (</w:t>
+        <w:t>):</w:t>
+      </w:r>
+      <w:proofErr w:type="gramEnd"/>
+      <w:r>
+        <w:rPr>
+          <w:rFonts w:ascii="Times New Roman" w:eastAsia="Times New Roman" w:hAnsi="Times New Roman" w:cs="Times New Roman"/>
+          <w:sz w:val="26"/>
+          <w:szCs w:val="26"/>
+          <w:lang w:val="fr-FR" w:eastAsia="zh-CN"/>
+        </w:rPr>
+        <w:t xml:space="preserve"> Website (</w:t>
       </w:r>
       <w:r>
         <w:rPr>
@@ -5330,6 +5577,7 @@
         </w:rPr>
         <w:t>Doanh nghiệp phải đánh dấu X vào ô vuông tương ứng với khu công nghệ cao nếu nộp hồ sơ tới Ban quản lý khu công nghệ cao</w:t>
       </w:r>
+      <w:proofErr w:type="gramStart"/>
       <w:r>
         <w:rPr>
           <w:rFonts w:ascii="Times New Roman" w:eastAsia="Times New Roman" w:hAnsi="Times New Roman" w:cs="Times New Roman"/>
@@ -5340,6 +5588,7 @@
         </w:rPr>
         <w:t>):</w:t>
       </w:r>
+      <w:proofErr w:type="gramEnd"/>
     </w:p>
     <w:tbl>
       <w:tblPr>
@@ -6015,7 +6264,27 @@
           <w:lang w:val="fr-FR"/>
         </w:rPr>
         <w:tab/>
-        <w:t>- Doanh nghiệp có Giấy chứng nhận quyền sử dụng đất tại đảo và xã, phường biên giới; xã, phường ven biển; khu vực khác có ảnh hưởng đến quốc phòng, an ninh</w:t>
+        <w:t xml:space="preserve">- Doanh nghiệp có Giấy chứng nhận quyền sử dụng đất tại đảo và xã, phường biên </w:t>
+      </w:r>
+      <w:proofErr w:type="gramStart"/>
+      <w:r>
+        <w:rPr>
+          <w:rFonts w:ascii="Times New Roman" w:eastAsia="Calibri" w:hAnsi="Times New Roman" w:cs="Times New Roman"/>
+          <w:sz w:val="26"/>
+          <w:szCs w:val="26"/>
+          <w:lang w:val="fr-FR"/>
+        </w:rPr>
+        <w:t>giới;</w:t>
+      </w:r>
+      <w:proofErr w:type="gramEnd"/>
+      <w:r>
+        <w:rPr>
+          <w:rFonts w:ascii="Times New Roman" w:eastAsia="Calibri" w:hAnsi="Times New Roman" w:cs="Times New Roman"/>
+          <w:sz w:val="26"/>
+          <w:szCs w:val="26"/>
+          <w:lang w:val="fr-FR"/>
+        </w:rPr>
+        <w:t xml:space="preserve"> xã, phường ven biển; khu vực khác có ảnh hưởng đến quốc phòng, an ninh</w:t>
       </w:r>
       <w:r>
         <w:rPr>
@@ -6199,6 +6468,7 @@
         </w:rPr>
         <w:t>ghi tên và mã theo ngành cấp 4 trong Hệ thống ngành kinh tế của Việt Nam</w:t>
       </w:r>
+      <w:proofErr w:type="gramStart"/>
       <w:r>
         <w:rPr>
           <w:rFonts w:ascii="Times New Roman" w:eastAsia="Times New Roman" w:hAnsi="Times New Roman" w:cs="Times New Roman"/>
@@ -6206,7 +6476,17 @@
           <w:szCs w:val="26"/>
           <w:lang w:val="fr-FR" w:eastAsia="zh-CN"/>
         </w:rPr>
-        <w:t xml:space="preserve">): </w:t>
+        <w:t>):</w:t>
+      </w:r>
+      <w:proofErr w:type="gramEnd"/>
+      <w:r>
+        <w:rPr>
+          <w:rFonts w:ascii="Times New Roman" w:eastAsia="Times New Roman" w:hAnsi="Times New Roman" w:cs="Times New Roman"/>
+          <w:sz w:val="26"/>
+          <w:szCs w:val="26"/>
+          <w:lang w:val="fr-FR" w:eastAsia="zh-CN"/>
+        </w:rPr>
+        <w:t xml:space="preserve"> </w:t>
       </w:r>
     </w:p>
     <w:p>
@@ -6225,7 +6505,7 @@
     </w:p>
     <w:tbl>
       <w:tblPr>
-        <w:tblStyle w:val="TableGrid2"/>
+        <w:tblStyle w:val="TableGrid21"/>
         <w:tblW w:w="0" w:type="auto"/>
         <w:jc w:val="center"/>
         <w:tblLook w:val="04A0" w:firstRow="1" w:lastRow="0" w:firstColumn="1" w:lastColumn="0" w:noHBand="0" w:noVBand="1"/>
@@ -6251,13 +6531,13 @@
             <w:pPr>
               <w:jc w:val="center"/>
               <w:rPr>
-                <w:rFonts w:ascii="Times New Roman" w:eastAsia="Times New Roman" w:hAnsi="Times New Roman"/>
+                <w:rFonts w:eastAsia="Times New Roman"/>
                 <w:sz w:val="24"/>
               </w:rPr>
             </w:pPr>
             <w:r>
               <w:rPr>
-                <w:rFonts w:ascii="Times New Roman" w:eastAsia="Times New Roman" w:hAnsi="Times New Roman"/>
+                <w:rFonts w:eastAsia="Times New Roman"/>
                 <w:b/>
                 <w:sz w:val="24"/>
               </w:rPr>
@@ -6275,13 +6555,13 @@
             <w:pPr>
               <w:jc w:val="center"/>
               <w:rPr>
-                <w:rFonts w:ascii="Times New Roman" w:eastAsia="Times New Roman" w:hAnsi="Times New Roman"/>
+                <w:rFonts w:eastAsia="Times New Roman"/>
                 <w:sz w:val="24"/>
               </w:rPr>
             </w:pPr>
             <w:r>
               <w:rPr>
-                <w:rFonts w:ascii="Times New Roman" w:eastAsia="Times New Roman" w:hAnsi="Times New Roman"/>
+                <w:rFonts w:eastAsia="Times New Roman"/>
                 <w:b/>
                 <w:sz w:val="24"/>
               </w:rPr>
@@ -6299,13 +6579,13 @@
             <w:pPr>
               <w:jc w:val="center"/>
               <w:rPr>
-                <w:rFonts w:ascii="Times New Roman" w:eastAsia="Times New Roman" w:hAnsi="Times New Roman"/>
+                <w:rFonts w:eastAsia="Times New Roman"/>
                 <w:sz w:val="24"/>
               </w:rPr>
             </w:pPr>
             <w:r>
               <w:rPr>
-                <w:rFonts w:ascii="Times New Roman" w:eastAsia="Times New Roman" w:hAnsi="Times New Roman"/>
+                <w:rFonts w:eastAsia="Times New Roman"/>
                 <w:b/>
                 <w:sz w:val="24"/>
               </w:rPr>
@@ -6323,13 +6603,13 @@
             <w:pPr>
               <w:jc w:val="center"/>
               <w:rPr>
-                <w:rFonts w:ascii="Times New Roman" w:eastAsia="Times New Roman" w:hAnsi="Times New Roman"/>
+                <w:rFonts w:eastAsia="Times New Roman"/>
                 <w:sz w:val="24"/>
               </w:rPr>
             </w:pPr>
             <w:r>
               <w:rPr>
-                <w:rFonts w:ascii="Times New Roman" w:eastAsia="Times New Roman" w:hAnsi="Times New Roman"/>
+                <w:rFonts w:eastAsia="Times New Roman"/>
                 <w:b/>
                 <w:sz w:val="24"/>
               </w:rPr>
@@ -6347,11 +6627,6 @@
             <w:tcW w:w="754" w:type="dxa"/>
           </w:tcPr>
           <w:p>
-            <w:pPr>
-              <w:rPr>
-                <w:rFonts w:ascii="Times New Roman" w:hAnsi="Times New Roman"/>
-              </w:rPr>
-            </w:pPr>
             <w:r>
               <w:t>1</w:t>
             </w:r>
@@ -6362,11 +6637,6 @@
             <w:tcW w:w="1195" w:type="dxa"/>
           </w:tcPr>
           <w:p>
-            <w:pPr>
-              <w:rPr>
-                <w:rFonts w:ascii="Times New Roman" w:hAnsi="Times New Roman"/>
-              </w:rPr>
-            </w:pPr>
             <w:r>
               <w:t>4652</w:t>
             </w:r>
@@ -6379,7 +6649,6 @@
           <w:p>
             <w:pPr>
               <w:rPr>
-                <w:rFonts w:ascii="Times New Roman" w:hAnsi="Times New Roman"/>
                 <w:sz w:val="26"/>
                 <w:szCs w:val="26"/>
               </w:rPr>
@@ -6406,11 +6675,6 @@
             <w:tcW w:w="754" w:type="dxa"/>
           </w:tcPr>
           <w:p>
-            <w:pPr>
-              <w:rPr>
-                <w:rFonts w:ascii="Times New Roman" w:hAnsi="Times New Roman"/>
-              </w:rPr>
-            </w:pPr>
             <w:r>
               <w:t>2</w:t>
             </w:r>
@@ -6421,11 +6685,6 @@
             <w:tcW w:w="1195" w:type="dxa"/>
           </w:tcPr>
           <w:p>
-            <w:pPr>
-              <w:rPr>
-                <w:rFonts w:ascii="Times New Roman" w:hAnsi="Times New Roman"/>
-              </w:rPr>
-            </w:pPr>
             <w:r>
               <w:t>4649</w:t>
             </w:r>
@@ -6438,7 +6697,6 @@
           <w:p>
             <w:pPr>
               <w:rPr>
-                <w:rFonts w:ascii="Times New Roman" w:hAnsi="Times New Roman"/>
                 <w:sz w:val="26"/>
                 <w:szCs w:val="26"/>
               </w:rPr>
@@ -6465,11 +6723,6 @@
             <w:tcW w:w="754" w:type="dxa"/>
           </w:tcPr>
           <w:p>
-            <w:pPr>
-              <w:rPr>
-                <w:rFonts w:ascii="Times New Roman" w:hAnsi="Times New Roman"/>
-              </w:rPr>
-            </w:pPr>
             <w:r>
               <w:t>3</w:t>
             </w:r>
@@ -6480,11 +6733,6 @@
             <w:tcW w:w="1195" w:type="dxa"/>
           </w:tcPr>
           <w:p>
-            <w:pPr>
-              <w:rPr>
-                <w:rFonts w:ascii="Times New Roman" w:hAnsi="Times New Roman"/>
-              </w:rPr>
-            </w:pPr>
             <w:r>
               <w:t>4659</w:t>
             </w:r>
@@ -6502,13 +6750,15 @@
           <w:p>
             <w:pPr>
               <w:rPr>
-                <w:rFonts w:ascii="Times New Roman" w:hAnsi="Times New Roman"/>
-                <w:sz w:val="26"/>
-                <w:szCs w:val="26"/>
-              </w:rPr>
-            </w:pPr>
-            <w:r>
-              <w:t>Chi tiết: Bán buôn các loại tủ điện, máy biến đổi tĩnh điện (máy biến đổi tần inverter)</w:t>
+                <w:sz w:val="26"/>
+                <w:szCs w:val="26"/>
+              </w:rPr>
+            </w:pPr>
+            <w:r>
+              <w:t xml:space="preserve">Chi tiết: </w:t>
+            </w:r>
+            <w:r>
+              <w:t>bán buôn tủ điện, máy biến đổi tĩnh điện, nhập khẩu máy biến tần inverter, dây cáp điện, các loại tủ điện và thiết bị, linh kiện điện cao hạ thế dùng trong tủ điện.</w:t>
             </w:r>
           </w:p>
         </w:tc>
@@ -6529,11 +6779,6 @@
             <w:tcW w:w="754" w:type="dxa"/>
           </w:tcPr>
           <w:p>
-            <w:pPr>
-              <w:rPr>
-                <w:rFonts w:ascii="Times New Roman" w:hAnsi="Times New Roman"/>
-              </w:rPr>
-            </w:pPr>
             <w:r>
               <w:t>4</w:t>
             </w:r>
@@ -6544,11 +6789,6 @@
             <w:tcW w:w="1195" w:type="dxa"/>
           </w:tcPr>
           <w:p>
-            <w:pPr>
-              <w:rPr>
-                <w:rFonts w:ascii="Times New Roman" w:hAnsi="Times New Roman"/>
-              </w:rPr>
-            </w:pPr>
             <w:r>
               <w:t>4672</w:t>
             </w:r>
@@ -6566,7 +6806,6 @@
           <w:p>
             <w:pPr>
               <w:rPr>
-                <w:rFonts w:ascii="Times New Roman" w:hAnsi="Times New Roman"/>
                 <w:sz w:val="26"/>
                 <w:szCs w:val="26"/>
               </w:rPr>
@@ -6593,11 +6832,6 @@
             <w:tcW w:w="754" w:type="dxa"/>
           </w:tcPr>
           <w:p>
-            <w:pPr>
-              <w:rPr>
-                <w:rFonts w:ascii="Times New Roman" w:hAnsi="Times New Roman"/>
-              </w:rPr>
-            </w:pPr>
             <w:r>
               <w:t>5</w:t>
             </w:r>
@@ -6608,11 +6842,6 @@
             <w:tcW w:w="1195" w:type="dxa"/>
           </w:tcPr>
           <w:p>
-            <w:pPr>
-              <w:rPr>
-                <w:rFonts w:ascii="Times New Roman" w:hAnsi="Times New Roman"/>
-              </w:rPr>
-            </w:pPr>
             <w:r>
               <w:t>4673</w:t>
             </w:r>
@@ -6630,7 +6859,6 @@
           <w:p>
             <w:pPr>
               <w:rPr>
-                <w:rFonts w:ascii="Times New Roman" w:hAnsi="Times New Roman"/>
                 <w:sz w:val="26"/>
                 <w:szCs w:val="26"/>
               </w:rPr>
@@ -6664,11 +6892,6 @@
             <w:tcW w:w="754" w:type="dxa"/>
           </w:tcPr>
           <w:p>
-            <w:pPr>
-              <w:rPr>
-                <w:rFonts w:ascii="Times New Roman" w:hAnsi="Times New Roman"/>
-              </w:rPr>
-            </w:pPr>
             <w:r>
               <w:t>6</w:t>
             </w:r>
@@ -6679,11 +6902,6 @@
             <w:tcW w:w="1195" w:type="dxa"/>
           </w:tcPr>
           <w:p>
-            <w:pPr>
-              <w:rPr>
-                <w:rFonts w:ascii="Times New Roman" w:hAnsi="Times New Roman"/>
-              </w:rPr>
-            </w:pPr>
             <w:r>
               <w:t>4679</w:t>
             </w:r>
@@ -6701,13 +6919,25 @@
           <w:p>
             <w:pPr>
               <w:rPr>
-                <w:rFonts w:ascii="Times New Roman" w:hAnsi="Times New Roman"/>
-                <w:sz w:val="26"/>
-                <w:szCs w:val="26"/>
-              </w:rPr>
-            </w:pPr>
-            <w:r>
-              <w:t>Chi tiết: Bán buôn ván ép các ép các loại; Mua bán hàng phục vụ sản xuất, hàng tiêu dùng và trang trí nội thất, bảng hiệu đèn led; Bán buôn hóa chất các loại, chất tẩy rửa, phụ gia công nghiệp làm sạch các dự án, công trình; Bán buôn các nguyên liệu phục vụ cho sản xuất hóa chất; Bán buôn thiết bị phòng cháy chữa cháy, bình phòng cháy chữa cháy</w:t>
+                <w:sz w:val="26"/>
+                <w:szCs w:val="26"/>
+              </w:rPr>
+            </w:pPr>
+            <w:r>
+              <w:t xml:space="preserve"> </w:t>
+            </w:r>
+            <w:r>
+              <w:t>Chi tiế</w:t>
+            </w:r>
+            <w:r>
+              <w:t xml:space="preserve">t: Bán buôn ván ép </w:t>
+            </w:r>
+            <w:r>
+              <w:t xml:space="preserve">các loại; Mua bán hàng phục vụ sản xuất, hàng tiêu dùng và trang trí nội thất, bảng hiệu đèn led; Bán buôn hóa chất các loại, chất tẩy rửa, phụ gia công nghiệp làm sạch các dự án, công trình; Bán buôn các nguyên </w:t>
+            </w:r>
+            <w:r>
+              <w:lastRenderedPageBreak/>
+              <w:t>liệu phục vụ cho sản xuất hóa chất; Bán buôn thiết bị phòng cháy chữa cháy, bình phòng cháy chữa cháy</w:t>
             </w:r>
           </w:p>
         </w:tc>
@@ -6728,11 +6958,6 @@
             <w:tcW w:w="754" w:type="dxa"/>
           </w:tcPr>
           <w:p>
-            <w:pPr>
-              <w:rPr>
-                <w:rFonts w:ascii="Times New Roman" w:hAnsi="Times New Roman"/>
-              </w:rPr>
-            </w:pPr>
             <w:r>
               <w:lastRenderedPageBreak/>
               <w:t>7</w:t>
@@ -6744,11 +6969,6 @@
             <w:tcW w:w="1195" w:type="dxa"/>
           </w:tcPr>
           <w:p>
-            <w:pPr>
-              <w:rPr>
-                <w:rFonts w:ascii="Times New Roman" w:hAnsi="Times New Roman"/>
-              </w:rPr>
-            </w:pPr>
             <w:r>
               <w:t>4690</w:t>
             </w:r>
@@ -6761,7 +6981,6 @@
           <w:p>
             <w:pPr>
               <w:rPr>
-                <w:rFonts w:ascii="Times New Roman" w:hAnsi="Times New Roman"/>
                 <w:sz w:val="26"/>
                 <w:szCs w:val="26"/>
               </w:rPr>
@@ -6788,11 +7007,6 @@
             <w:tcW w:w="754" w:type="dxa"/>
           </w:tcPr>
           <w:p>
-            <w:pPr>
-              <w:rPr>
-                <w:rFonts w:ascii="Times New Roman" w:hAnsi="Times New Roman"/>
-              </w:rPr>
-            </w:pPr>
             <w:r>
               <w:t>8</w:t>
             </w:r>
@@ -6803,11 +7017,6 @@
             <w:tcW w:w="1195" w:type="dxa"/>
           </w:tcPr>
           <w:p>
-            <w:pPr>
-              <w:rPr>
-                <w:rFonts w:ascii="Times New Roman" w:hAnsi="Times New Roman"/>
-              </w:rPr>
-            </w:pPr>
             <w:r>
               <w:t>4752</w:t>
             </w:r>
@@ -6820,7 +7029,6 @@
           <w:p>
             <w:pPr>
               <w:rPr>
-                <w:rFonts w:ascii="Times New Roman" w:hAnsi="Times New Roman"/>
                 <w:sz w:val="26"/>
                 <w:szCs w:val="26"/>
               </w:rPr>
@@ -6847,11 +7055,6 @@
             <w:tcW w:w="754" w:type="dxa"/>
           </w:tcPr>
           <w:p>
-            <w:pPr>
-              <w:rPr>
-                <w:rFonts w:ascii="Times New Roman" w:hAnsi="Times New Roman"/>
-              </w:rPr>
-            </w:pPr>
             <w:r>
               <w:t>9</w:t>
             </w:r>
@@ -6862,11 +7065,6 @@
             <w:tcW w:w="1195" w:type="dxa"/>
           </w:tcPr>
           <w:p>
-            <w:pPr>
-              <w:rPr>
-                <w:rFonts w:ascii="Times New Roman" w:hAnsi="Times New Roman"/>
-              </w:rPr>
-            </w:pPr>
             <w:r>
               <w:t>4753</w:t>
             </w:r>
@@ -6879,7 +7077,6 @@
           <w:p>
             <w:pPr>
               <w:rPr>
-                <w:rFonts w:ascii="Times New Roman" w:hAnsi="Times New Roman"/>
                 <w:sz w:val="26"/>
                 <w:szCs w:val="26"/>
               </w:rPr>
@@ -6906,11 +7103,6 @@
             <w:tcW w:w="754" w:type="dxa"/>
           </w:tcPr>
           <w:p>
-            <w:pPr>
-              <w:rPr>
-                <w:rFonts w:ascii="Times New Roman" w:hAnsi="Times New Roman"/>
-              </w:rPr>
-            </w:pPr>
             <w:r>
               <w:t>10</w:t>
             </w:r>
@@ -6921,11 +7113,6 @@
             <w:tcW w:w="1195" w:type="dxa"/>
           </w:tcPr>
           <w:p>
-            <w:pPr>
-              <w:rPr>
-                <w:rFonts w:ascii="Times New Roman" w:hAnsi="Times New Roman"/>
-              </w:rPr>
-            </w:pPr>
             <w:r>
               <w:t>4759</w:t>
             </w:r>
@@ -6938,7 +7125,6 @@
           <w:p>
             <w:pPr>
               <w:rPr>
-                <w:rFonts w:ascii="Times New Roman" w:hAnsi="Times New Roman"/>
                 <w:sz w:val="26"/>
                 <w:szCs w:val="26"/>
               </w:rPr>
@@ -6965,45 +7151,56 @@
             <w:tcW w:w="754" w:type="dxa"/>
           </w:tcPr>
           <w:p>
+            <w:r>
+              <w:t>11</w:t>
+            </w:r>
+          </w:p>
+        </w:tc>
+        <w:tc>
+          <w:tcPr>
+            <w:tcW w:w="1195" w:type="dxa"/>
+          </w:tcPr>
+          <w:p>
+            <w:r>
+              <w:t>4773</w:t>
+            </w:r>
+          </w:p>
+        </w:tc>
+        <w:tc>
+          <w:tcPr>
+            <w:tcW w:w="5892" w:type="dxa"/>
+          </w:tcPr>
+          <w:p>
             <w:pPr>
               <w:rPr>
                 <w:rFonts w:ascii="Times New Roman" w:hAnsi="Times New Roman"/>
-              </w:rPr>
-            </w:pPr>
-            <w:r>
-              <w:t>11</w:t>
-            </w:r>
-          </w:p>
-        </w:tc>
-        <w:tc>
-          <w:tcPr>
-            <w:tcW w:w="1195" w:type="dxa"/>
-          </w:tcPr>
-          <w:p>
-            <w:pPr>
+                <w:sz w:val="24"/>
+                <w:szCs w:val="24"/>
+              </w:rPr>
+            </w:pPr>
+            <w:r>
               <w:rPr>
                 <w:rFonts w:ascii="Times New Roman" w:hAnsi="Times New Roman"/>
-              </w:rPr>
-            </w:pPr>
-            <w:r>
-              <w:t>4773</w:t>
-            </w:r>
-          </w:p>
-        </w:tc>
-        <w:tc>
-          <w:tcPr>
-            <w:tcW w:w="5892" w:type="dxa"/>
-          </w:tcPr>
-          <w:p>
-            <w:pPr>
+                <w:sz w:val="24"/>
+                <w:szCs w:val="24"/>
+              </w:rPr>
+              <w:t>Bán lẻ hàng hóa khác mới (trừ ô tô, mô tô, xe máy và các bộ phận phụ trợ)</w:t>
+            </w:r>
+          </w:p>
+          <w:p>
+            <w:pPr>
+              <w:rPr>
+                <w:sz w:val="26"/>
+                <w:szCs w:val="26"/>
+              </w:rPr>
+            </w:pPr>
+            <w:r>
               <w:rPr>
                 <w:rFonts w:ascii="Times New Roman" w:hAnsi="Times New Roman"/>
-                <w:sz w:val="26"/>
-                <w:szCs w:val="26"/>
-              </w:rPr>
-            </w:pPr>
-            <w:r>
-              <w:t>Bán lẻ hàng hóa khác mới (trừ ô tô, mô tô, xe máy và các bộ phận phụ trợ)</w:t>
+                <w:sz w:val="24"/>
+                <w:szCs w:val="24"/>
+              </w:rPr>
+              <w:t>Chi tiết: Bán lẻ máy biến đổi tĩnh điện (máy biến tần inverter)</w:t>
             </w:r>
           </w:p>
         </w:tc>
@@ -7024,11 +7221,6 @@
             <w:tcW w:w="754" w:type="dxa"/>
           </w:tcPr>
           <w:p>
-            <w:pPr>
-              <w:rPr>
-                <w:rFonts w:ascii="Times New Roman" w:hAnsi="Times New Roman"/>
-              </w:rPr>
-            </w:pPr>
             <w:r>
               <w:t>12</w:t>
             </w:r>
@@ -7039,11 +7231,6 @@
             <w:tcW w:w="1195" w:type="dxa"/>
           </w:tcPr>
           <w:p>
-            <w:pPr>
-              <w:rPr>
-                <w:rFonts w:ascii="Times New Roman" w:hAnsi="Times New Roman"/>
-              </w:rPr>
-            </w:pPr>
             <w:r>
               <w:t>4719</w:t>
             </w:r>
@@ -7054,20 +7241,14 @@
             <w:tcW w:w="5892" w:type="dxa"/>
           </w:tcPr>
           <w:p>
+            <w:pPr>
+              <w:rPr>
+                <w:sz w:val="26"/>
+                <w:szCs w:val="26"/>
+              </w:rPr>
+            </w:pPr>
             <w:r>
               <w:t xml:space="preserve">Bán lẻ tổng hợp khác. </w:t>
-            </w:r>
-          </w:p>
-          <w:p>
-            <w:pPr>
-              <w:rPr>
-                <w:rFonts w:ascii="Times New Roman" w:hAnsi="Times New Roman"/>
-                <w:sz w:val="26"/>
-                <w:szCs w:val="26"/>
-              </w:rPr>
-            </w:pPr>
-            <w:r>
-              <w:t>Chi tiết: Thực hiện quyền phân phối bán lẻ biến đổi tĩnh điện (máy biến tần inverter)</w:t>
             </w:r>
           </w:p>
         </w:tc>
@@ -7088,11 +7269,6 @@
             <w:tcW w:w="754" w:type="dxa"/>
           </w:tcPr>
           <w:p>
-            <w:pPr>
-              <w:rPr>
-                <w:rFonts w:ascii="Times New Roman" w:hAnsi="Times New Roman"/>
-              </w:rPr>
-            </w:pPr>
             <w:r>
               <w:t>13</w:t>
             </w:r>
@@ -7103,11 +7279,6 @@
             <w:tcW w:w="1195" w:type="dxa"/>
           </w:tcPr>
           <w:p>
-            <w:pPr>
-              <w:rPr>
-                <w:rFonts w:ascii="Times New Roman" w:hAnsi="Times New Roman"/>
-              </w:rPr>
-            </w:pPr>
             <w:r>
               <w:t>8299</w:t>
             </w:r>
@@ -7125,13 +7296,12 @@
           <w:p>
             <w:pPr>
               <w:rPr>
-                <w:rFonts w:ascii="Times New Roman" w:hAnsi="Times New Roman"/>
-                <w:sz w:val="26"/>
-                <w:szCs w:val="26"/>
-              </w:rPr>
-            </w:pPr>
-            <w:r>
-              <w:t xml:space="preserve"> Chi tiết: Thực hiện quyền nhập khẩu máy biến tần inverter, dây cáp điện, các loại tủ điện và các thiết bị, linh kiện điện cao hạ thế dùng trong tủ điện</w:t>
+                <w:sz w:val="26"/>
+                <w:szCs w:val="26"/>
+              </w:rPr>
+            </w:pPr>
+            <w:r>
+              <w:t xml:space="preserve"> </w:t>
             </w:r>
           </w:p>
         </w:tc>
@@ -7158,6 +7328,8 @@
           <w:szCs w:val="26"/>
         </w:rPr>
       </w:pPr>
+      <w:bookmarkStart w:id="0" w:name="_GoBack"/>
+      <w:bookmarkEnd w:id="0"/>
     </w:p>
     <w:p>
       <w:pPr>
@@ -7690,6 +7862,7 @@
         </w:rPr>
         <w:t xml:space="preserve">: </w:t>
       </w:r>
+      <w:proofErr w:type="gramStart"/>
       <w:r>
         <w:rPr>
           <w:rFonts w:ascii="Times New Roman" w:eastAsia="Calibri" w:hAnsi="Times New Roman" w:cs="Times New Roman"/>
@@ -7720,7 +7893,16 @@
           <w:sz w:val="26"/>
           <w:szCs w:val="26"/>
         </w:rPr>
-        <w:t>Thư điện tử</w:t>
+        <w:t>Thư</w:t>
+      </w:r>
+      <w:proofErr w:type="gramEnd"/>
+      <w:r>
+        <w:rPr>
+          <w:rFonts w:ascii="Times New Roman" w:eastAsia="Calibri" w:hAnsi="Times New Roman" w:cs="Times New Roman"/>
+          <w:sz w:val="26"/>
+          <w:szCs w:val="26"/>
+        </w:rPr>
+        <w:t xml:space="preserve"> điện tử</w:t>
       </w:r>
       <w:r>
         <w:rPr>
@@ -7898,8 +8080,18 @@
                 <w:sz w:val="26"/>
                 <w:szCs w:val="26"/>
               </w:rPr>
-              <w:t>): …………………..</w:t>
-            </w:r>
+              <w:t>): ………………</w:t>
+            </w:r>
+            <w:proofErr w:type="gramStart"/>
+            <w:r>
+              <w:rPr>
+                <w:rFonts w:ascii="Times New Roman" w:eastAsia="Calibri" w:hAnsi="Times New Roman" w:cs="Times New Roman"/>
+                <w:sz w:val="26"/>
+                <w:szCs w:val="26"/>
+              </w:rPr>
+              <w:t>…..</w:t>
+            </w:r>
+            <w:proofErr w:type="gramEnd"/>
           </w:p>
           <w:p>
             <w:pPr>
@@ -7916,7 +8108,25 @@
                 <w:sz w:val="26"/>
                 <w:szCs w:val="26"/>
               </w:rPr>
-              <w:t xml:space="preserve">Ngày cấp: …./…./…. Nơi cấp: …………………………………………...…. </w:t>
+              <w:t xml:space="preserve">Ngày cấp: </w:t>
+            </w:r>
+            <w:proofErr w:type="gramStart"/>
+            <w:r>
+              <w:rPr>
+                <w:rFonts w:ascii="Times New Roman" w:eastAsia="Calibri" w:hAnsi="Times New Roman" w:cs="Times New Roman"/>
+                <w:sz w:val="26"/>
+                <w:szCs w:val="26"/>
+              </w:rPr>
+              <w:t>…./</w:t>
+            </w:r>
+            <w:proofErr w:type="gramEnd"/>
+            <w:r>
+              <w:rPr>
+                <w:rFonts w:ascii="Times New Roman" w:eastAsia="Calibri" w:hAnsi="Times New Roman" w:cs="Times New Roman"/>
+                <w:sz w:val="26"/>
+                <w:szCs w:val="26"/>
+              </w:rPr>
+              <w:t xml:space="preserve">…./…. Nơi cấp: …………………………………………...…. </w:t>
             </w:r>
             <w:r>
               <w:rPr>
@@ -8072,6 +8282,7 @@
         </w:rPr>
         <w:t>chỉ kê khai nếu chủ sở hữu là nhà đầu tư nước ngoài</w:t>
       </w:r>
+      <w:proofErr w:type="gramStart"/>
       <w:r>
         <w:rPr>
           <w:rFonts w:ascii="Times New Roman" w:eastAsia="Times New Roman" w:hAnsi="Times New Roman" w:cs="Times New Roman"/>
@@ -8081,6 +8292,7 @@
         </w:rPr>
         <w:t>):</w:t>
       </w:r>
+      <w:proofErr w:type="gramEnd"/>
     </w:p>
     <w:p>
       <w:pPr>
@@ -8106,7 +8318,27 @@
           <w:szCs w:val="26"/>
           <w:lang w:val="fr-FR" w:eastAsia="zh-CN"/>
         </w:rPr>
-        <w:t xml:space="preserve">Mã số dự án: </w:t>
+        <w:t xml:space="preserve">Mã số dự </w:t>
+      </w:r>
+      <w:proofErr w:type="gramStart"/>
+      <w:r>
+        <w:rPr>
+          <w:rFonts w:ascii="Times New Roman" w:eastAsia="Times New Roman" w:hAnsi="Times New Roman" w:cs="Times New Roman"/>
+          <w:sz w:val="26"/>
+          <w:szCs w:val="26"/>
+          <w:lang w:val="fr-FR" w:eastAsia="zh-CN"/>
+        </w:rPr>
+        <w:t>án:</w:t>
+      </w:r>
+      <w:proofErr w:type="gramEnd"/>
+      <w:r>
+        <w:rPr>
+          <w:rFonts w:ascii="Times New Roman" w:eastAsia="Times New Roman" w:hAnsi="Times New Roman" w:cs="Times New Roman"/>
+          <w:sz w:val="26"/>
+          <w:szCs w:val="26"/>
+          <w:lang w:val="fr-FR" w:eastAsia="zh-CN"/>
+        </w:rPr>
+        <w:t xml:space="preserve"> </w:t>
       </w:r>
       <w:r>
         <w:rPr>
@@ -8144,7 +8376,27 @@
           <w:szCs w:val="26"/>
           <w:lang w:val="fr-FR" w:eastAsia="zh-CN"/>
         </w:rPr>
-        <w:t xml:space="preserve">Ngày cấp: </w:t>
+        <w:t xml:space="preserve">Ngày </w:t>
+      </w:r>
+      <w:proofErr w:type="gramStart"/>
+      <w:r>
+        <w:rPr>
+          <w:rFonts w:ascii="Times New Roman" w:eastAsia="Times New Roman" w:hAnsi="Times New Roman" w:cs="Times New Roman"/>
+          <w:sz w:val="26"/>
+          <w:szCs w:val="26"/>
+          <w:lang w:val="fr-FR" w:eastAsia="zh-CN"/>
+        </w:rPr>
+        <w:t>cấp:</w:t>
+      </w:r>
+      <w:proofErr w:type="gramEnd"/>
+      <w:r>
+        <w:rPr>
+          <w:rFonts w:ascii="Times New Roman" w:eastAsia="Times New Roman" w:hAnsi="Times New Roman" w:cs="Times New Roman"/>
+          <w:sz w:val="26"/>
+          <w:szCs w:val="26"/>
+          <w:lang w:val="fr-FR" w:eastAsia="zh-CN"/>
+        </w:rPr>
+        <w:t xml:space="preserve"> </w:t>
       </w:r>
       <w:r>
         <w:rPr>
@@ -8215,7 +8467,21 @@
           <w:szCs w:val="26"/>
           <w:lang w:val="fr-FR" w:eastAsia="zh-CN"/>
         </w:rPr>
-        <w:t>b) Đối với chủ sở hữu là tổ chức</w:t>
+        <w:t xml:space="preserve">b) Đối với chủ sở hữu là tổ </w:t>
+      </w:r>
+      <w:proofErr w:type="gramStart"/>
+      <w:r>
+        <w:rPr>
+          <w:rFonts w:ascii="Times New Roman" w:eastAsia="Times New Roman" w:hAnsi="Times New Roman" w:cs="Times New Roman"/>
+          <w:b/>
+          <w:bCs/>
+          <w:i/>
+          <w:iCs/>
+          <w:sz w:val="26"/>
+          <w:szCs w:val="26"/>
+          <w:lang w:val="fr-FR" w:eastAsia="zh-CN"/>
+        </w:rPr>
+        <w:t>chức</w:t>
       </w:r>
       <w:r>
         <w:rPr>
@@ -8228,6 +8494,7 @@
         </w:rPr>
         <w:t>:</w:t>
       </w:r>
+      <w:proofErr w:type="gramEnd"/>
     </w:p>
     <w:p>
       <w:pPr>
@@ -8252,8 +8519,19 @@
           <w:szCs w:val="26"/>
           <w:lang w:val="fr-FR" w:eastAsia="zh-CN"/>
         </w:rPr>
-        <w:t>- Thông tin về chủ sở hữu:</w:t>
-      </w:r>
+        <w:t xml:space="preserve">- Thông tin về chủ sở </w:t>
+      </w:r>
+      <w:proofErr w:type="gramStart"/>
+      <w:r>
+        <w:rPr>
+          <w:rFonts w:ascii="Times New Roman" w:eastAsia="Times New Roman" w:hAnsi="Times New Roman" w:cs="Times New Roman"/>
+          <w:sz w:val="26"/>
+          <w:szCs w:val="26"/>
+          <w:lang w:val="fr-FR" w:eastAsia="zh-CN"/>
+        </w:rPr>
+        <w:t>hữu:</w:t>
+      </w:r>
+      <w:proofErr w:type="gramEnd"/>
     </w:p>
     <w:p>
       <w:pPr>
@@ -8658,6 +8936,7 @@
         </w:rPr>
         <w:t>nếu có</w:t>
       </w:r>
+      <w:proofErr w:type="gramStart"/>
       <w:r>
         <w:rPr>
           <w:rFonts w:ascii="Times New Roman" w:eastAsia="Times New Roman" w:hAnsi="Times New Roman" w:cs="Times New Roman"/>
@@ -8665,7 +8944,17 @@
           <w:szCs w:val="26"/>
           <w:lang w:val="fr-FR" w:eastAsia="zh-CN"/>
         </w:rPr>
-        <w:t>): ………………………..</w:t>
+        <w:t>):</w:t>
+      </w:r>
+      <w:proofErr w:type="gramEnd"/>
+      <w:r>
+        <w:rPr>
+          <w:rFonts w:ascii="Times New Roman" w:eastAsia="Times New Roman" w:hAnsi="Times New Roman" w:cs="Times New Roman"/>
+          <w:sz w:val="26"/>
+          <w:szCs w:val="26"/>
+          <w:lang w:val="fr-FR" w:eastAsia="zh-CN"/>
+        </w:rPr>
+        <w:t xml:space="preserve"> ………………………..</w:t>
       </w:r>
       <w:r>
         <w:rPr>
@@ -8687,6 +8976,7 @@
         </w:rPr>
         <w:t>nếu có</w:t>
       </w:r>
+      <w:proofErr w:type="gramStart"/>
       <w:r>
         <w:rPr>
           <w:rFonts w:ascii="Times New Roman" w:eastAsia="Times New Roman" w:hAnsi="Times New Roman" w:cs="Times New Roman"/>
@@ -8694,7 +8984,17 @@
           <w:szCs w:val="26"/>
           <w:lang w:val="fr-FR" w:eastAsia="zh-CN"/>
         </w:rPr>
-        <w:t>): …………</w:t>
+        <w:t>):</w:t>
+      </w:r>
+      <w:proofErr w:type="gramEnd"/>
+      <w:r>
+        <w:rPr>
+          <w:rFonts w:ascii="Times New Roman" w:eastAsia="Times New Roman" w:hAnsi="Times New Roman" w:cs="Times New Roman"/>
+          <w:sz w:val="26"/>
+          <w:szCs w:val="26"/>
+          <w:lang w:val="fr-FR" w:eastAsia="zh-CN"/>
+        </w:rPr>
+        <w:t xml:space="preserve"> …………</w:t>
       </w:r>
     </w:p>
     <w:p>
@@ -8749,8 +9049,20 @@
           <w:lang w:val="fr-FR" w:eastAsia="zh-CN"/>
         </w:rPr>
         <w:lastRenderedPageBreak/>
-        <w:t>- Thông tin về người đại diện theo pháp luật/người đại diện theo uỷ quyền của chủ sở hữu:</w:t>
-      </w:r>
+        <w:t xml:space="preserve">- Thông tin về người đại diện theo pháp luật/người đại diện theo uỷ quyền của chủ sở </w:t>
+      </w:r>
+      <w:proofErr w:type="gramStart"/>
+      <w:r>
+        <w:rPr>
+          <w:rFonts w:ascii="Times New Roman" w:eastAsia="Times New Roman" w:hAnsi="Times New Roman" w:cs="Times New Roman"/>
+          <w:spacing w:val="-8"/>
+          <w:sz w:val="26"/>
+          <w:szCs w:val="26"/>
+          <w:lang w:val="fr-FR" w:eastAsia="zh-CN"/>
+        </w:rPr>
+        <w:t>hữu:</w:t>
+      </w:r>
+      <w:proofErr w:type="gramEnd"/>
     </w:p>
     <w:tbl>
       <w:tblPr>
@@ -10059,6 +10371,7 @@
         </w:rPr>
         <w:t>chỉ kê khai nếu chủ sở hữu là nhà đầu tư nước ngoài</w:t>
       </w:r>
+      <w:proofErr w:type="gramStart"/>
       <w:r>
         <w:rPr>
           <w:rFonts w:ascii="Times New Roman" w:eastAsia="Times New Roman" w:hAnsi="Times New Roman" w:cs="Times New Roman"/>
@@ -10078,6 +10391,7 @@
         </w:rPr>
         <w:t>:</w:t>
       </w:r>
+      <w:proofErr w:type="gramEnd"/>
     </w:p>
     <w:p>
       <w:pPr>
@@ -10103,7 +10417,27 @@
           <w:szCs w:val="26"/>
           <w:lang w:val="fr-FR" w:eastAsia="zh-CN"/>
         </w:rPr>
-        <w:t>Mã số dự án:………………………………………………………………</w:t>
+        <w:t xml:space="preserve">Mã số dự </w:t>
+      </w:r>
+      <w:proofErr w:type="gramStart"/>
+      <w:r>
+        <w:rPr>
+          <w:rFonts w:ascii="Times New Roman" w:eastAsia="Times New Roman" w:hAnsi="Times New Roman" w:cs="Times New Roman"/>
+          <w:sz w:val="26"/>
+          <w:szCs w:val="26"/>
+          <w:lang w:val="fr-FR" w:eastAsia="zh-CN"/>
+        </w:rPr>
+        <w:t>án:…</w:t>
+      </w:r>
+      <w:proofErr w:type="gramEnd"/>
+      <w:r>
+        <w:rPr>
+          <w:rFonts w:ascii="Times New Roman" w:eastAsia="Times New Roman" w:hAnsi="Times New Roman" w:cs="Times New Roman"/>
+          <w:sz w:val="26"/>
+          <w:szCs w:val="26"/>
+          <w:lang w:val="fr-FR" w:eastAsia="zh-CN"/>
+        </w:rPr>
+        <w:t>……………………………………………………………</w:t>
       </w:r>
     </w:p>
     <w:p>
@@ -10132,7 +10466,27 @@
           <w:szCs w:val="26"/>
           <w:lang w:val="fr-FR" w:eastAsia="zh-CN"/>
         </w:rPr>
-        <w:t xml:space="preserve">Ngày cấp: </w:t>
+        <w:t xml:space="preserve">Ngày </w:t>
+      </w:r>
+      <w:proofErr w:type="gramStart"/>
+      <w:r>
+        <w:rPr>
+          <w:rFonts w:ascii="Times New Roman" w:eastAsia="Times New Roman" w:hAnsi="Times New Roman" w:cs="Times New Roman"/>
+          <w:sz w:val="26"/>
+          <w:szCs w:val="26"/>
+          <w:lang w:val="fr-FR" w:eastAsia="zh-CN"/>
+        </w:rPr>
+        <w:t>cấp:</w:t>
+      </w:r>
+      <w:proofErr w:type="gramEnd"/>
+      <w:r>
+        <w:rPr>
+          <w:rFonts w:ascii="Times New Roman" w:eastAsia="Times New Roman" w:hAnsi="Times New Roman" w:cs="Times New Roman"/>
+          <w:sz w:val="26"/>
+          <w:szCs w:val="26"/>
+          <w:lang w:val="fr-FR" w:eastAsia="zh-CN"/>
+        </w:rPr>
+        <w:t xml:space="preserve"> </w:t>
       </w:r>
       <w:r>
         <w:rPr>
@@ -10220,8 +10574,20 @@
           <w:szCs w:val="26"/>
           <w:lang w:val="fr-FR" w:eastAsia="zh-CN"/>
         </w:rPr>
-        <w:t>Mô hình tổ chức công ty:</w:t>
-      </w:r>
+        <w:t xml:space="preserve">Mô hình tổ chức công </w:t>
+      </w:r>
+      <w:proofErr w:type="gramStart"/>
+      <w:r>
+        <w:rPr>
+          <w:rFonts w:ascii="Times New Roman" w:eastAsia="Times New Roman" w:hAnsi="Times New Roman" w:cs="Times New Roman"/>
+          <w:spacing w:val="-2"/>
+          <w:sz w:val="26"/>
+          <w:szCs w:val="26"/>
+          <w:lang w:val="fr-FR" w:eastAsia="zh-CN"/>
+        </w:rPr>
+        <w:t>ty:</w:t>
+      </w:r>
+      <w:proofErr w:type="gramEnd"/>
     </w:p>
     <w:tbl>
       <w:tblPr>
@@ -10356,7 +10722,7 @@
                     </wp:anchor>
                   </w:drawing>
                 </mc:Choice>
-                <mc:Fallback>
+                <mc:Fallback xmlns:cx1="http://schemas.microsoft.com/office/drawing/2015/9/8/chartex">
                   <w:pict>
                     <v:rect w14:anchorId="0B75D8C4" id="Rectangle 120" o:spid="_x0000_s1026" style="position:absolute;margin-left:-2.05pt;margin-top:7.4pt;width:22.55pt;height:18.8pt;z-index:251664384;visibility:visible;mso-wrap-style:none;mso-width-percent:0;mso-height-percent:0;mso-wrap-distance-left:9pt;mso-wrap-distance-top:0;mso-wrap-distance-right:9pt;mso-wrap-distance-bottom:0;mso-position-horizontal:absolute;mso-position-horizontal-relative:text;mso-position-vertical:absolute;mso-position-vertical-relative:text;mso-width-percent:0;mso-height-percent:0;mso-width-relative:page;mso-height-relative:page;v-text-anchor:middle" o:gfxdata="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" strokeweight=".26mm">
                       <v:stroke endcap="square"/>
@@ -10487,7 +10853,7 @@
                     </wp:anchor>
                   </w:drawing>
                 </mc:Choice>
-                <mc:Fallback>
+                <mc:Fallback xmlns:cx1="http://schemas.microsoft.com/office/drawing/2015/9/8/chartex">
                   <w:pict>
                     <v:rect w14:anchorId="3A0496DE" id="Rectangle 119" o:spid="_x0000_s1026" style="position:absolute;margin-left:-2pt;margin-top:5.1pt;width:22.5pt;height:18.15pt;z-index:251665408;visibility:visible;mso-wrap-style:none;mso-width-percent:0;mso-height-percent:0;mso-wrap-distance-left:9pt;mso-wrap-distance-top:0;mso-wrap-distance-right:9pt;mso-wrap-distance-bottom:0;mso-position-horizontal:absolute;mso-position-horizontal-relative:text;mso-position-vertical:absolute;mso-position-vertical-relative:text;mso-width-percent:0;mso-height-percent:0;mso-width-relative:page;mso-height-relative:page;v-text-anchor:middle" o:gfxdata="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" strokeweight=".26mm">
                       <v:stroke endcap="square"/>
@@ -10525,18 +10891,31 @@
           <w:szCs w:val="26"/>
           <w:lang w:val="fr-FR" w:eastAsia="zh-CN"/>
         </w:rPr>
-        <w:t>6. Vốn điều lệ</w:t>
-      </w:r>
+        <w:t xml:space="preserve">6. Vốn điều </w:t>
+      </w:r>
+      <w:proofErr w:type="gramStart"/>
       <w:r>
         <w:rPr>
           <w:rFonts w:ascii="Times New Roman" w:eastAsia="Times New Roman" w:hAnsi="Times New Roman" w:cs="Times New Roman"/>
           <w:b/>
+          <w:bCs/>
           <w:sz w:val="26"/>
           <w:szCs w:val="26"/>
           <w:lang w:val="fr-FR" w:eastAsia="zh-CN"/>
         </w:rPr>
+        <w:t>lệ</w:t>
+      </w:r>
+      <w:r>
+        <w:rPr>
+          <w:rFonts w:ascii="Times New Roman" w:eastAsia="Times New Roman" w:hAnsi="Times New Roman" w:cs="Times New Roman"/>
+          <w:b/>
+          <w:sz w:val="26"/>
+          <w:szCs w:val="26"/>
+          <w:lang w:val="fr-FR" w:eastAsia="zh-CN"/>
+        </w:rPr>
         <w:t>:</w:t>
       </w:r>
+      <w:proofErr w:type="gramEnd"/>
     </w:p>
     <w:p>
       <w:pPr>
@@ -10572,7 +10951,31 @@
           <w:szCs w:val="26"/>
           <w:lang w:val="fr-FR" w:eastAsia="zh-CN"/>
         </w:rPr>
-        <w:t>bằng số; VNĐ</w:t>
+        <w:t xml:space="preserve">bằng </w:t>
+      </w:r>
+      <w:proofErr w:type="gramStart"/>
+      <w:r>
+        <w:rPr>
+          <w:rFonts w:ascii="Times New Roman" w:eastAsia="Times New Roman" w:hAnsi="Times New Roman" w:cs="Times New Roman"/>
+          <w:i/>
+          <w:iCs/>
+          <w:sz w:val="26"/>
+          <w:szCs w:val="26"/>
+          <w:lang w:val="fr-FR" w:eastAsia="zh-CN"/>
+        </w:rPr>
+        <w:t>số;</w:t>
+      </w:r>
+      <w:proofErr w:type="gramEnd"/>
+      <w:r>
+        <w:rPr>
+          <w:rFonts w:ascii="Times New Roman" w:eastAsia="Times New Roman" w:hAnsi="Times New Roman" w:cs="Times New Roman"/>
+          <w:i/>
+          <w:iCs/>
+          <w:sz w:val="26"/>
+          <w:szCs w:val="26"/>
+          <w:lang w:val="fr-FR" w:eastAsia="zh-CN"/>
+        </w:rPr>
+        <w:t xml:space="preserve"> VNĐ</w:t>
       </w:r>
       <w:r>
         <w:rPr>
@@ -10637,7 +11040,31 @@
           <w:szCs w:val="26"/>
           <w:lang w:val="fr-FR" w:eastAsia="zh-CN"/>
         </w:rPr>
-        <w:t>bằng chữ; VNĐ</w:t>
+        <w:t xml:space="preserve">bằng </w:t>
+      </w:r>
+      <w:proofErr w:type="gramStart"/>
+      <w:r>
+        <w:rPr>
+          <w:rFonts w:ascii="Times New Roman" w:eastAsia="Times New Roman" w:hAnsi="Times New Roman" w:cs="Times New Roman"/>
+          <w:i/>
+          <w:iCs/>
+          <w:sz w:val="26"/>
+          <w:szCs w:val="26"/>
+          <w:lang w:val="fr-FR" w:eastAsia="zh-CN"/>
+        </w:rPr>
+        <w:t>chữ;</w:t>
+      </w:r>
+      <w:proofErr w:type="gramEnd"/>
+      <w:r>
+        <w:rPr>
+          <w:rFonts w:ascii="Times New Roman" w:eastAsia="Times New Roman" w:hAnsi="Times New Roman" w:cs="Times New Roman"/>
+          <w:i/>
+          <w:iCs/>
+          <w:sz w:val="26"/>
+          <w:szCs w:val="26"/>
+          <w:lang w:val="fr-FR" w:eastAsia="zh-CN"/>
+        </w:rPr>
+        <w:t xml:space="preserve"> VNĐ</w:t>
       </w:r>
       <w:r>
         <w:rPr>
@@ -10714,6 +11141,7 @@
         </w:rPr>
         <w:t>nếu có, bằng số, loại ngoại tệ</w:t>
       </w:r>
+      <w:proofErr w:type="gramStart"/>
       <w:r>
         <w:rPr>
           <w:rFonts w:ascii="Times New Roman" w:eastAsia="Times New Roman" w:hAnsi="Times New Roman" w:cs="Times New Roman"/>
@@ -10724,6 +11152,7 @@
         </w:rPr>
         <w:t>):</w:t>
       </w:r>
+      <w:proofErr w:type="gramEnd"/>
       <w:r>
         <w:rPr>
           <w:rFonts w:ascii="Times New Roman" w:eastAsia="Times New Roman" w:hAnsi="Times New Roman" w:cs="Times New Roman"/>
@@ -10779,8 +11208,20 @@
           <w:szCs w:val="26"/>
           <w:lang w:val="fr-FR" w:eastAsia="zh-CN"/>
         </w:rPr>
-        <w:t>trên Giấy chứng nhận đăng ký doanh nghiệp hay không?</w:t>
-      </w:r>
+        <w:t xml:space="preserve">trên Giấy chứng nhận đăng ký doanh nghiệp hay </w:t>
+      </w:r>
+      <w:proofErr w:type="gramStart"/>
+      <w:r>
+        <w:rPr>
+          <w:rFonts w:ascii="Times New Roman" w:eastAsia="Times New Roman" w:hAnsi="Times New Roman" w:cs="Times New Roman"/>
+          <w:spacing w:val="-8"/>
+          <w:sz w:val="26"/>
+          <w:szCs w:val="26"/>
+          <w:lang w:val="fr-FR" w:eastAsia="zh-CN"/>
+        </w:rPr>
+        <w:t>không?</w:t>
+      </w:r>
+      <w:proofErr w:type="gramEnd"/>
     </w:p>
     <w:p>
       <w:pPr>
@@ -10962,7 +11403,7 @@
               </wp:anchor>
             </w:drawing>
           </mc:Choice>
-          <mc:Fallback>
+          <mc:Fallback xmlns:cx1="http://schemas.microsoft.com/office/drawing/2015/9/8/chartex">
             <w:pict>
               <v:rect w14:anchorId="2C66CF00" id="Rectangle 117" o:spid="_x0000_s1026" style="position:absolute;margin-left:49.65pt;margin-top:5.45pt;width:19.5pt;height:16.5pt;z-index:251686912;visibility:visible;mso-wrap-style:square;mso-width-percent:0;mso-height-percent:0;mso-wrap-distance-left:9pt;mso-wrap-distance-top:0;mso-wrap-distance-right:9pt;mso-wrap-distance-bottom:0;mso-position-horizontal:absolute;mso-position-horizontal-relative:text;mso-position-vertical:absolute;mso-position-vertical-relative:text;mso-width-percent:0;mso-height-percent:0;mso-width-relative:page;mso-height-relative:page;v-text-anchor:top" o:gfxdata="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"/>
             </w:pict>
@@ -11042,8 +11483,21 @@
           <w:lang w:val="fr-FR" w:eastAsia="zh-CN"/>
         </w:rPr>
         <w:lastRenderedPageBreak/>
-        <w:t>7. Nguồn vốn điều lệ:</w:t>
-      </w:r>
+        <w:t xml:space="preserve">7. Nguồn vốn điều </w:t>
+      </w:r>
+      <w:proofErr w:type="gramStart"/>
+      <w:r>
+        <w:rPr>
+          <w:rFonts w:ascii="Times New Roman" w:eastAsia="Times New Roman" w:hAnsi="Times New Roman" w:cs="Times New Roman"/>
+          <w:b/>
+          <w:bCs/>
+          <w:sz w:val="26"/>
+          <w:szCs w:val="26"/>
+          <w:lang w:val="fr-FR" w:eastAsia="zh-CN"/>
+        </w:rPr>
+        <w:t>lệ:</w:t>
+      </w:r>
+      <w:proofErr w:type="gramEnd"/>
     </w:p>
     <w:p>
       <w:pPr>
@@ -13778,17 +14232,30 @@
           <w:szCs w:val="26"/>
           <w:lang w:val="fr-FR" w:eastAsia="zh-CN"/>
         </w:rPr>
-        <w:t>10. Thông tin đăng ký thuế</w:t>
-      </w:r>
-      <w:r>
-        <w:rPr>
-          <w:rFonts w:ascii="Times New Roman" w:eastAsia="Times New Roman" w:hAnsi="Times New Roman" w:cs="Times New Roman"/>
+        <w:t xml:space="preserve">10. Thông tin đăng ký </w:t>
+      </w:r>
+      <w:proofErr w:type="gramStart"/>
+      <w:r>
+        <w:rPr>
+          <w:rFonts w:ascii="Times New Roman" w:eastAsia="Times New Roman" w:hAnsi="Times New Roman" w:cs="Times New Roman"/>
+          <w:b/>
+          <w:bCs/>
           <w:sz w:val="26"/>
           <w:szCs w:val="26"/>
           <w:lang w:val="fr-FR" w:eastAsia="zh-CN"/>
         </w:rPr>
+        <w:t>thuế</w:t>
+      </w:r>
+      <w:r>
+        <w:rPr>
+          <w:rFonts w:ascii="Times New Roman" w:eastAsia="Times New Roman" w:hAnsi="Times New Roman" w:cs="Times New Roman"/>
+          <w:sz w:val="26"/>
+          <w:szCs w:val="26"/>
+          <w:lang w:val="fr-FR" w:eastAsia="zh-CN"/>
+        </w:rPr>
         <w:t>:</w:t>
       </w:r>
+      <w:proofErr w:type="gramEnd"/>
     </w:p>
     <w:p>
       <w:pPr>
@@ -14317,8 +14784,19 @@
                 <w:szCs w:val="26"/>
                 <w:lang w:eastAsia="zh-CN"/>
               </w:rPr>
-              <w:t>Họ, chữ đệm và tên Kế toán trưởng/Phụ trách kế toán:.............................</w:t>
-            </w:r>
+              <w:t xml:space="preserve">Họ, chữ đệm và tên Kế toán trưởng/Phụ trách kế </w:t>
+            </w:r>
+            <w:proofErr w:type="gramStart"/>
+            <w:r>
+              <w:rPr>
+                <w:rFonts w:ascii="Times New Roman" w:eastAsia="Times New Roman" w:hAnsi="Times New Roman" w:cs="Times New Roman"/>
+                <w:sz w:val="26"/>
+                <w:szCs w:val="26"/>
+                <w:lang w:eastAsia="zh-CN"/>
+              </w:rPr>
+              <w:t>toán:.............................</w:t>
+            </w:r>
+            <w:proofErr w:type="gramEnd"/>
           </w:p>
           <w:p>
             <w:pPr>
@@ -14647,7 +15125,27 @@
                 <w:szCs w:val="26"/>
                 <w:lang w:eastAsia="zh-CN"/>
               </w:rPr>
-              <w:t>): ……………..……</w:t>
+              <w:t>): …………</w:t>
+            </w:r>
+            <w:proofErr w:type="gramStart"/>
+            <w:r>
+              <w:rPr>
+                <w:rFonts w:ascii="Times New Roman" w:eastAsia="Times New Roman" w:hAnsi="Times New Roman" w:cs="Times New Roman"/>
+                <w:sz w:val="26"/>
+                <w:szCs w:val="26"/>
+                <w:lang w:eastAsia="zh-CN"/>
+              </w:rPr>
+              <w:t>…..</w:t>
+            </w:r>
+            <w:proofErr w:type="gramEnd"/>
+            <w:r>
+              <w:rPr>
+                <w:rFonts w:ascii="Times New Roman" w:eastAsia="Times New Roman" w:hAnsi="Times New Roman" w:cs="Times New Roman"/>
+                <w:sz w:val="26"/>
+                <w:szCs w:val="26"/>
+                <w:lang w:eastAsia="zh-CN"/>
+              </w:rPr>
+              <w:t>……</w:t>
             </w:r>
           </w:p>
           <w:p>
@@ -15157,7 +15655,7 @@
                           </wp:anchor>
                         </w:drawing>
                       </mc:Choice>
-                      <mc:Fallback>
+                      <mc:Fallback xmlns:cx1="http://schemas.microsoft.com/office/drawing/2015/9/8/chartex">
                         <w:pict>
                           <v:rect w14:anchorId="34AC0C51" id="Rectangle 33" o:spid="_x0000_s1026" style="position:absolute;margin-left:175.95pt;margin-top:1.3pt;width:22.75pt;height:18.55pt;z-index:251685888;visibility:visible;mso-wrap-style:none;mso-width-percent:0;mso-height-percent:0;mso-wrap-distance-left:9pt;mso-wrap-distance-top:0;mso-wrap-distance-right:9pt;mso-wrap-distance-bottom:0;mso-position-horizontal:absolute;mso-position-horizontal-relative:text;mso-position-vertical:absolute;mso-position-vertical-relative:text;mso-width-percent:0;mso-height-percent:0;mso-width-relative:page;mso-height-relative:page;v-text-anchor:middle" o:gfxdata="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" strokeweight=".26mm">
                             <v:stroke endcap="square"/>
@@ -15293,7 +15791,7 @@
                           </wp:anchor>
                         </w:drawing>
                       </mc:Choice>
-                      <mc:Fallback>
+                      <mc:Fallback xmlns:cx1="http://schemas.microsoft.com/office/drawing/2015/9/8/chartex">
                         <w:pict>
                           <v:rect w14:anchorId="26CB6B16" id="Rectangle 33" o:spid="_x0000_s1026" style="position:absolute;margin-left:0;margin-top:2.9pt;width:22.75pt;height:18.55pt;z-index:251684864;visibility:visible;mso-wrap-style:none;mso-width-percent:0;mso-height-percent:0;mso-wrap-distance-left:9pt;mso-wrap-distance-top:0;mso-wrap-distance-right:9pt;mso-wrap-distance-bottom:0;mso-position-horizontal:center;mso-position-horizontal-relative:margin;mso-position-vertical:absolute;mso-position-vertical-relative:text;mso-width-percent:0;mso-height-percent:0;mso-width-relative:page;mso-height-relative:page;v-text-anchor:middle" o:gfxdata="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" strokeweight=".26mm">
                             <v:stroke endcap="square"/>
@@ -15459,7 +15957,27 @@
                 <w:szCs w:val="26"/>
                 <w:lang w:eastAsia="zh-CN"/>
               </w:rPr>
-              <w:t>01/01 đến ngày  31/12</w:t>
+              <w:t xml:space="preserve">01/01 đến </w:t>
+            </w:r>
+            <w:proofErr w:type="gramStart"/>
+            <w:r>
+              <w:rPr>
+                <w:rFonts w:ascii="Times New Roman" w:eastAsia="Times New Roman" w:hAnsi="Times New Roman" w:cs="Times New Roman"/>
+                <w:sz w:val="26"/>
+                <w:szCs w:val="26"/>
+                <w:lang w:eastAsia="zh-CN"/>
+              </w:rPr>
+              <w:t>ngày  31</w:t>
+            </w:r>
+            <w:proofErr w:type="gramEnd"/>
+            <w:r>
+              <w:rPr>
+                <w:rFonts w:ascii="Times New Roman" w:eastAsia="Times New Roman" w:hAnsi="Times New Roman" w:cs="Times New Roman"/>
+                <w:sz w:val="26"/>
+                <w:szCs w:val="26"/>
+                <w:lang w:eastAsia="zh-CN"/>
+              </w:rPr>
+              <w:t>/12</w:t>
             </w:r>
             <w:r>
               <w:rPr>
@@ -15797,7 +16315,7 @@
                           </wp:anchor>
                         </w:drawing>
                       </mc:Choice>
-                      <mc:Fallback>
+                      <mc:Fallback xmlns:cx1="http://schemas.microsoft.com/office/drawing/2015/9/8/chartex">
                         <w:pict>
                           <v:rect w14:anchorId="7C933B61" id="Rectangle 112" o:spid="_x0000_s1026" style="position:absolute;margin-left:30.55pt;margin-top:2.4pt;width:20.45pt;height:18.5pt;z-index:251671552;visibility:visible;mso-wrap-style:none;mso-width-percent:0;mso-height-percent:0;mso-wrap-distance-left:9pt;mso-wrap-distance-top:0;mso-wrap-distance-right:9pt;mso-wrap-distance-bottom:0;mso-position-horizontal:absolute;mso-position-horizontal-relative:text;mso-position-vertical:absolute;mso-position-vertical-relative:text;mso-width-percent:0;mso-height-percent:0;mso-width-relative:page;mso-height-relative:page;v-text-anchor:middle" o:gfxdata="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" strokeweight=".26mm">
                             <v:stroke endcap="square"/>
@@ -16394,7 +16912,7 @@
                     </wp:anchor>
                   </w:drawing>
                 </mc:Choice>
-                <mc:Fallback>
+                <mc:Fallback xmlns:cx1="http://schemas.microsoft.com/office/drawing/2015/9/8/chartex">
                   <w:pict>
                     <v:rect w14:anchorId="76027F07" id="Rectangle 109" o:spid="_x0000_s1026" style="position:absolute;margin-left:10.4pt;margin-top:5.95pt;width:20.45pt;height:18.5pt;z-index:251668480;visibility:visible;mso-wrap-style:none;mso-width-percent:0;mso-height-percent:0;mso-wrap-distance-left:9pt;mso-wrap-distance-top:0;mso-wrap-distance-right:9pt;mso-wrap-distance-bottom:0;mso-position-horizontal:absolute;mso-position-horizontal-relative:text;mso-position-vertical:absolute;mso-position-vertical-relative:text;mso-width-percent:0;mso-height-percent:0;mso-width-relative:page;mso-height-relative:page;v-text-anchor:middle" o:gfxdata="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" strokeweight=".26mm">
                       <v:stroke endcap="square"/>
@@ -16546,7 +17064,7 @@
                     </wp:anchor>
                   </w:drawing>
                 </mc:Choice>
-                <mc:Fallback>
+                <mc:Fallback xmlns:cx1="http://schemas.microsoft.com/office/drawing/2015/9/8/chartex">
                   <w:pict>
                     <v:rect w14:anchorId="725E53DB" id="Rectangle 108" o:spid="_x0000_s1026" style="position:absolute;margin-left:10.4pt;margin-top:6.2pt;width:20.45pt;height:18.5pt;z-index:251669504;visibility:visible;mso-wrap-style:none;mso-width-percent:0;mso-height-percent:0;mso-wrap-distance-left:9pt;mso-wrap-distance-top:0;mso-wrap-distance-right:9pt;mso-wrap-distance-bottom:0;mso-position-horizontal:absolute;mso-position-horizontal-relative:text;mso-position-vertical:absolute;mso-position-vertical-relative:text;mso-width-percent:0;mso-height-percent:0;mso-width-relative:page;mso-height-relative:page;v-text-anchor:middle" o:gfxdata="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" strokeweight=".26mm">
                       <v:stroke endcap="square"/>
@@ -16704,7 +17222,7 @@
                     </wp:anchor>
                   </w:drawing>
                 </mc:Choice>
-                <mc:Fallback>
+                <mc:Fallback xmlns:cx1="http://schemas.microsoft.com/office/drawing/2015/9/8/chartex">
                   <w:pict>
                     <v:rect w14:anchorId="37CCEB8B" id="Rectangle 107" o:spid="_x0000_s1026" style="position:absolute;margin-left:10.45pt;margin-top:7.5pt;width:20.45pt;height:18.5pt;z-index:251670528;visibility:visible;mso-wrap-style:none;mso-width-percent:0;mso-height-percent:0;mso-wrap-distance-left:9pt;mso-wrap-distance-top:0;mso-wrap-distance-right:9pt;mso-wrap-distance-bottom:0;mso-position-horizontal:absolute;mso-position-horizontal-relative:text;mso-position-vertical:absolute;mso-position-vertical-relative:text;mso-width-percent:0;mso-height-percent:0;mso-width-relative:page;mso-height-relative:page;v-text-anchor:middle" o:gfxdata="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" strokeweight=".26mm">
                       <v:stroke endcap="square"/>
@@ -17090,7 +17608,7 @@
                     </wp:anchor>
                   </w:drawing>
                 </mc:Choice>
-                <mc:Fallback>
+                <mc:Fallback xmlns:cx1="http://schemas.microsoft.com/office/drawing/2015/9/8/chartex">
                   <w:pict>
                     <v:rect w14:anchorId="5EF22C8A" id="Rectangle 63" o:spid="_x0000_s1026" style="position:absolute;margin-left:-1.1pt;margin-top:1.25pt;width:20.45pt;height:18.5pt;z-index:251673600;visibility:visible;mso-wrap-style:none;mso-width-percent:0;mso-height-percent:0;mso-wrap-distance-left:9pt;mso-wrap-distance-top:0;mso-wrap-distance-right:9pt;mso-wrap-distance-bottom:0;mso-position-horizontal:absolute;mso-position-horizontal-relative:text;mso-position-vertical:absolute;mso-position-vertical-relative:text;mso-width-percent:0;mso-height-percent:0;mso-width-relative:page;mso-height-relative:page;v-text-anchor:middle" o:gfxdata="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" strokeweight=".26mm">
                       <v:stroke endcap="square"/>
@@ -17195,7 +17713,7 @@
                     </wp:anchor>
                   </w:drawing>
                 </mc:Choice>
-                <mc:Fallback>
+                <mc:Fallback xmlns:cx1="http://schemas.microsoft.com/office/drawing/2015/9/8/chartex">
                   <w:pict>
                     <v:rect w14:anchorId="0FE1A6DA" id="Rectangle 106" o:spid="_x0000_s1026" style="position:absolute;margin-left:4.55pt;margin-top:1.35pt;width:20.45pt;height:18.5pt;z-index:251674624;visibility:visible;mso-wrap-style:none;mso-width-percent:0;mso-height-percent:0;mso-wrap-distance-left:9pt;mso-wrap-distance-top:0;mso-wrap-distance-right:9pt;mso-wrap-distance-bottom:0;mso-position-horizontal:absolute;mso-position-horizontal-relative:text;mso-position-vertical:absolute;mso-position-vertical-relative:text;mso-width-percent:0;mso-height-percent:0;mso-width-relative:page;mso-height-relative:page;v-text-anchor:middle" o:gfxdata="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" strokeweight=".26mm">
                       <v:stroke endcap="square"/>
@@ -17466,7 +17984,7 @@
                     </wp:anchor>
                   </w:drawing>
                 </mc:Choice>
-                <mc:Fallback>
+                <mc:Fallback xmlns:cx1="http://schemas.microsoft.com/office/drawing/2015/9/8/chartex">
                   <w:pict>
                     <v:rect w14:anchorId="69133DAD" id="Rectangle 19" o:spid="_x0000_s1026" style="position:absolute;margin-left:103.8pt;margin-top:3.1pt;width:20.45pt;height:18.5pt;z-index:251698176;visibility:visible;mso-wrap-style:none;mso-width-percent:0;mso-height-percent:0;mso-wrap-distance-left:9pt;mso-wrap-distance-top:0;mso-wrap-distance-right:9pt;mso-wrap-distance-bottom:0;mso-position-horizontal:absolute;mso-position-horizontal-relative:text;mso-position-vertical:absolute;mso-position-vertical-relative:text;mso-width-percent:0;mso-height-percent:0;mso-width-relative:page;mso-height-relative:page;v-text-anchor:middle" o:gfxdata="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" strokeweight=".26mm">
                       <v:stroke endcap="square"/>
@@ -18146,7 +18664,7 @@
 </file>
 
 <file path=word/endnotes.xml><?xml version="1.0" encoding="utf-8"?>
-<w:endnotes xmlns:wpc="http://schemas.microsoft.com/office/word/2010/wordprocessingCanvas" xmlns:cx="http://schemas.microsoft.com/office/drawing/2014/chartex" xmlns:cx1="http://schemas.microsoft.com/office/drawing/2015/9/8/chartex" xmlns:mc="http://schemas.openxmlformats.org/markup-compatibility/2006" xmlns:o="urn:schemas-microsoft-com:office:office" xmlns:r="http://schemas.openxmlformats.org/officeDocument/2006/relationships" xmlns:m="http://schemas.openxmlformats.org/officeDocument/2006/math" xmlns:v="urn:schemas-microsoft-com:vml" xmlns:wp14="http://schemas.microsoft.com/office/word/2010/wordprocessingDrawing" xmlns:wp="http://schemas.openxmlformats.org/drawingml/2006/wordprocessingDrawing" xmlns:w10="urn:schemas-microsoft-com:office:word" xmlns:w="http://schemas.openxmlformats.org/wordprocessingml/2006/main" xmlns:w14="http://schemas.microsoft.com/office/word/2010/wordml" xmlns:w15="http://schemas.microsoft.com/office/word/2012/wordml" xmlns:w16se="http://schemas.microsoft.com/office/word/2015/wordml/symex" xmlns:wpg="http://schemas.microsoft.com/office/word/2010/wordprocessingGroup" xmlns:wpi="http://schemas.microsoft.com/office/word/2010/wordprocessingInk" xmlns:wne="http://schemas.microsoft.com/office/word/2006/wordml" xmlns:wps="http://schemas.microsoft.com/office/word/2010/wordprocessingShape" mc:Ignorable="w14 w15 w16se wp14">
+<w:endnotes xmlns:wpc="http://schemas.microsoft.com/office/word/2010/wordprocessingCanvas" xmlns:cx="http://schemas.microsoft.com/office/drawing/2014/chartex" xmlns:mc="http://schemas.openxmlformats.org/markup-compatibility/2006" xmlns:o="urn:schemas-microsoft-com:office:office" xmlns:r="http://schemas.openxmlformats.org/officeDocument/2006/relationships" xmlns:m="http://schemas.openxmlformats.org/officeDocument/2006/math" xmlns:v="urn:schemas-microsoft-com:vml" xmlns:wp14="http://schemas.microsoft.com/office/word/2010/wordprocessingDrawing" xmlns:wp="http://schemas.openxmlformats.org/drawingml/2006/wordprocessingDrawing" xmlns:w10="urn:schemas-microsoft-com:office:word" xmlns:w="http://schemas.openxmlformats.org/wordprocessingml/2006/main" xmlns:w14="http://schemas.microsoft.com/office/word/2010/wordml" xmlns:w15="http://schemas.microsoft.com/office/word/2012/wordml" xmlns:w16se="http://schemas.microsoft.com/office/word/2015/wordml/symex" xmlns:wpg="http://schemas.microsoft.com/office/word/2010/wordprocessingGroup" xmlns:wpi="http://schemas.microsoft.com/office/word/2010/wordprocessingInk" xmlns:wne="http://schemas.microsoft.com/office/word/2006/wordml" xmlns:wps="http://schemas.microsoft.com/office/word/2010/wordprocessingShape" mc:Ignorable="w14 w15 w16se wp14">
   <w:endnote w:type="separator" w:id="-1">
     <w:p>
       <w:pPr>
@@ -18171,7 +18689,7 @@
 </file>
 
 <file path=word/footnotes.xml><?xml version="1.0" encoding="utf-8"?>
-<w:footnotes xmlns:wpc="http://schemas.microsoft.com/office/word/2010/wordprocessingCanvas" xmlns:cx="http://schemas.microsoft.com/office/drawing/2014/chartex" xmlns:cx1="http://schemas.microsoft.com/office/drawing/2015/9/8/chartex" xmlns:mc="http://schemas.openxmlformats.org/markup-compatibility/2006" xmlns:o="urn:schemas-microsoft-com:office:office" xmlns:r="http://schemas.openxmlformats.org/officeDocument/2006/relationships" xmlns:m="http://schemas.openxmlformats.org/officeDocument/2006/math" xmlns:v="urn:schemas-microsoft-com:vml" xmlns:wp14="http://schemas.microsoft.com/office/word/2010/wordprocessingDrawing" xmlns:wp="http://schemas.openxmlformats.org/drawingml/2006/wordprocessingDrawing" xmlns:w10="urn:schemas-microsoft-com:office:word" xmlns:w="http://schemas.openxmlformats.org/wordprocessingml/2006/main" xmlns:w14="http://schemas.microsoft.com/office/word/2010/wordml" xmlns:w15="http://schemas.microsoft.com/office/word/2012/wordml" xmlns:w16se="http://schemas.microsoft.com/office/word/2015/wordml/symex" xmlns:wpg="http://schemas.microsoft.com/office/word/2010/wordprocessingGroup" xmlns:wpi="http://schemas.microsoft.com/office/word/2010/wordprocessingInk" xmlns:wne="http://schemas.microsoft.com/office/word/2006/wordml" xmlns:wps="http://schemas.microsoft.com/office/word/2010/wordprocessingShape" mc:Ignorable="w14 w15 w16se wp14">
+<w:footnotes xmlns:wpc="http://schemas.microsoft.com/office/word/2010/wordprocessingCanvas" xmlns:cx="http://schemas.microsoft.com/office/drawing/2014/chartex" xmlns:mc="http://schemas.openxmlformats.org/markup-compatibility/2006" xmlns:o="urn:schemas-microsoft-com:office:office" xmlns:r="http://schemas.openxmlformats.org/officeDocument/2006/relationships" xmlns:m="http://schemas.openxmlformats.org/officeDocument/2006/math" xmlns:v="urn:schemas-microsoft-com:vml" xmlns:wp14="http://schemas.microsoft.com/office/word/2010/wordprocessingDrawing" xmlns:wp="http://schemas.openxmlformats.org/drawingml/2006/wordprocessingDrawing" xmlns:w10="urn:schemas-microsoft-com:office:word" xmlns:w="http://schemas.openxmlformats.org/wordprocessingml/2006/main" xmlns:w14="http://schemas.microsoft.com/office/word/2010/wordml" xmlns:w15="http://schemas.microsoft.com/office/word/2012/wordml" xmlns:w16se="http://schemas.microsoft.com/office/word/2015/wordml/symex" xmlns:wpg="http://schemas.microsoft.com/office/word/2010/wordprocessingGroup" xmlns:wpi="http://schemas.microsoft.com/office/word/2010/wordprocessingInk" xmlns:wne="http://schemas.microsoft.com/office/word/2006/wordml" xmlns:wps="http://schemas.microsoft.com/office/word/2010/wordprocessingShape" mc:Ignorable="w14 w15 w16se wp14">
   <w:footnote w:type="separator" w:id="-1">
     <w:p>
       <w:pPr>
@@ -18661,7 +19179,7 @@
 </file>
 
 <file path=word/header1.xml><?xml version="1.0" encoding="utf-8"?>
-<w:hdr xmlns:wpc="http://schemas.microsoft.com/office/word/2010/wordprocessingCanvas" xmlns:cx="http://schemas.microsoft.com/office/drawing/2014/chartex" xmlns:cx1="http://schemas.microsoft.com/office/drawing/2015/9/8/chartex" xmlns:mc="http://schemas.openxmlformats.org/markup-compatibility/2006" xmlns:o="urn:schemas-microsoft-com:office:office" xmlns:r="http://schemas.openxmlformats.org/officeDocument/2006/relationships" xmlns:m="http://schemas.openxmlformats.org/officeDocument/2006/math" xmlns:v="urn:schemas-microsoft-com:vml" xmlns:wp14="http://schemas.microsoft.com/office/word/2010/wordprocessingDrawing" xmlns:wp="http://schemas.openxmlformats.org/drawingml/2006/wordprocessingDrawing" xmlns:w10="urn:schemas-microsoft-com:office:word" xmlns:w="http://schemas.openxmlformats.org/wordprocessingml/2006/main" xmlns:w14="http://schemas.microsoft.com/office/word/2010/wordml" xmlns:w15="http://schemas.microsoft.com/office/word/2012/wordml" xmlns:w16se="http://schemas.microsoft.com/office/word/2015/wordml/symex" xmlns:wpg="http://schemas.microsoft.com/office/word/2010/wordprocessingGroup" xmlns:wpi="http://schemas.microsoft.com/office/word/2010/wordprocessingInk" xmlns:wne="http://schemas.microsoft.com/office/word/2006/wordml" xmlns:wps="http://schemas.microsoft.com/office/word/2010/wordprocessingShape" mc:Ignorable="w14 w15 w16se wp14">
+<w:hdr xmlns:wpc="http://schemas.microsoft.com/office/word/2010/wordprocessingCanvas" xmlns:cx="http://schemas.microsoft.com/office/drawing/2014/chartex" xmlns:mc="http://schemas.openxmlformats.org/markup-compatibility/2006" xmlns:o="urn:schemas-microsoft-com:office:office" xmlns:r="http://schemas.openxmlformats.org/officeDocument/2006/relationships" xmlns:m="http://schemas.openxmlformats.org/officeDocument/2006/math" xmlns:v="urn:schemas-microsoft-com:vml" xmlns:wp14="http://schemas.microsoft.com/office/word/2010/wordprocessingDrawing" xmlns:wp="http://schemas.openxmlformats.org/drawingml/2006/wordprocessingDrawing" xmlns:w10="urn:schemas-microsoft-com:office:word" xmlns:w="http://schemas.openxmlformats.org/wordprocessingml/2006/main" xmlns:w14="http://schemas.microsoft.com/office/word/2010/wordml" xmlns:w15="http://schemas.microsoft.com/office/word/2012/wordml" xmlns:w16se="http://schemas.microsoft.com/office/word/2015/wordml/symex" xmlns:wpg="http://schemas.microsoft.com/office/word/2010/wordprocessingGroup" xmlns:wpi="http://schemas.microsoft.com/office/word/2010/wordprocessingInk" xmlns:wne="http://schemas.microsoft.com/office/word/2006/wordml" xmlns:wps="http://schemas.microsoft.com/office/word/2010/wordprocessingShape" mc:Ignorable="w14 w15 w16se wp14">
   <w:p>
     <w:pPr>
       <w:pStyle w:val="Header"/>
@@ -18672,7 +19190,7 @@
 </file>
 
 <file path=word/header2.xml><?xml version="1.0" encoding="utf-8"?>
-<w:hdr xmlns:wpc="http://schemas.microsoft.com/office/word/2010/wordprocessingCanvas" xmlns:cx="http://schemas.microsoft.com/office/drawing/2014/chartex" xmlns:cx1="http://schemas.microsoft.com/office/drawing/2015/9/8/chartex" xmlns:mc="http://schemas.openxmlformats.org/markup-compatibility/2006" xmlns:o="urn:schemas-microsoft-com:office:office" xmlns:r="http://schemas.openxmlformats.org/officeDocument/2006/relationships" xmlns:m="http://schemas.openxmlformats.org/officeDocument/2006/math" xmlns:v="urn:schemas-microsoft-com:vml" xmlns:wp14="http://schemas.microsoft.com/office/word/2010/wordprocessingDrawing" xmlns:wp="http://schemas.openxmlformats.org/drawingml/2006/wordprocessingDrawing" xmlns:w10="urn:schemas-microsoft-com:office:word" xmlns:w="http://schemas.openxmlformats.org/wordprocessingml/2006/main" xmlns:w14="http://schemas.microsoft.com/office/word/2010/wordml" xmlns:w15="http://schemas.microsoft.com/office/word/2012/wordml" xmlns:w16se="http://schemas.microsoft.com/office/word/2015/wordml/symex" xmlns:wpg="http://schemas.microsoft.com/office/word/2010/wordprocessingGroup" xmlns:wpi="http://schemas.microsoft.com/office/word/2010/wordprocessingInk" xmlns:wne="http://schemas.microsoft.com/office/word/2006/wordml" xmlns:wps="http://schemas.microsoft.com/office/word/2010/wordprocessingShape" mc:Ignorable="w14 w15 w16se wp14">
+<w:hdr xmlns:wpc="http://schemas.microsoft.com/office/word/2010/wordprocessingCanvas" xmlns:cx="http://schemas.microsoft.com/office/drawing/2014/chartex" xmlns:mc="http://schemas.openxmlformats.org/markup-compatibility/2006" xmlns:o="urn:schemas-microsoft-com:office:office" xmlns:r="http://schemas.openxmlformats.org/officeDocument/2006/relationships" xmlns:m="http://schemas.openxmlformats.org/officeDocument/2006/math" xmlns:v="urn:schemas-microsoft-com:vml" xmlns:wp14="http://schemas.microsoft.com/office/word/2010/wordprocessingDrawing" xmlns:wp="http://schemas.openxmlformats.org/drawingml/2006/wordprocessingDrawing" xmlns:w10="urn:schemas-microsoft-com:office:word" xmlns:w="http://schemas.openxmlformats.org/wordprocessingml/2006/main" xmlns:w14="http://schemas.microsoft.com/office/word/2010/wordml" xmlns:w15="http://schemas.microsoft.com/office/word/2012/wordml" xmlns:w16se="http://schemas.microsoft.com/office/word/2015/wordml/symex" xmlns:wpg="http://schemas.microsoft.com/office/word/2010/wordprocessingGroup" xmlns:wpi="http://schemas.microsoft.com/office/word/2010/wordprocessingInk" xmlns:wne="http://schemas.microsoft.com/office/word/2006/wordml" xmlns:wps="http://schemas.microsoft.com/office/word/2010/wordprocessingShape" mc:Ignorable="w14 w15 w16se wp14">
   <w:p>
     <w:pPr>
       <w:pStyle w:val="Header"/>
@@ -18683,7 +19201,7 @@
 </file>
 
 <file path=word/numbering.xml><?xml version="1.0" encoding="utf-8"?>
-<w:numbering xmlns:wpc="http://schemas.microsoft.com/office/word/2010/wordprocessingCanvas" xmlns:cx="http://schemas.microsoft.com/office/drawing/2014/chartex" xmlns:cx1="http://schemas.microsoft.com/office/drawing/2015/9/8/chartex" xmlns:mc="http://schemas.openxmlformats.org/markup-compatibility/2006" xmlns:o="urn:schemas-microsoft-com:office:office" xmlns:r="http://schemas.openxmlformats.org/officeDocument/2006/relationships" xmlns:m="http://schemas.openxmlformats.org/officeDocument/2006/math" xmlns:v="urn:schemas-microsoft-com:vml" xmlns:wp14="http://schemas.microsoft.com/office/word/2010/wordprocessingDrawing" xmlns:wp="http://schemas.openxmlformats.org/drawingml/2006/wordprocessingDrawing" xmlns:w10="urn:schemas-microsoft-com:office:word" xmlns:w="http://schemas.openxmlformats.org/wordprocessingml/2006/main" xmlns:w14="http://schemas.microsoft.com/office/word/2010/wordml" xmlns:w15="http://schemas.microsoft.com/office/word/2012/wordml" xmlns:w16se="http://schemas.microsoft.com/office/word/2015/wordml/symex" xmlns:wpg="http://schemas.microsoft.com/office/word/2010/wordprocessingGroup" xmlns:wpi="http://schemas.microsoft.com/office/word/2010/wordprocessingInk" xmlns:wne="http://schemas.microsoft.com/office/word/2006/wordml" xmlns:wps="http://schemas.microsoft.com/office/word/2010/wordprocessingShape" mc:Ignorable="w14 w15 w16se wp14">
+<w:numbering xmlns:wpc="http://schemas.microsoft.com/office/word/2010/wordprocessingCanvas" xmlns:cx="http://schemas.microsoft.com/office/drawing/2014/chartex" xmlns:mc="http://schemas.openxmlformats.org/markup-compatibility/2006" xmlns:o="urn:schemas-microsoft-com:office:office" xmlns:r="http://schemas.openxmlformats.org/officeDocument/2006/relationships" xmlns:m="http://schemas.openxmlformats.org/officeDocument/2006/math" xmlns:v="urn:schemas-microsoft-com:vml" xmlns:wp14="http://schemas.microsoft.com/office/word/2010/wordprocessingDrawing" xmlns:wp="http://schemas.openxmlformats.org/drawingml/2006/wordprocessingDrawing" xmlns:w10="urn:schemas-microsoft-com:office:word" xmlns:w="http://schemas.openxmlformats.org/wordprocessingml/2006/main" xmlns:w14="http://schemas.microsoft.com/office/word/2010/wordml" xmlns:w15="http://schemas.microsoft.com/office/word/2012/wordml" xmlns:w16se="http://schemas.microsoft.com/office/word/2015/wordml/symex" xmlns:wpg="http://schemas.microsoft.com/office/word/2010/wordprocessingGroup" xmlns:wpi="http://schemas.microsoft.com/office/word/2010/wordprocessingInk" xmlns:wne="http://schemas.microsoft.com/office/word/2006/wordml" xmlns:wps="http://schemas.microsoft.com/office/word/2010/wordprocessingShape" mc:Ignorable="w14 w15 w16se wp14">
   <w:abstractNum w:abstractNumId="0" w15:restartNumberingAfterBreak="0">
     <w:nsid w:val="5AD55BB2"/>
     <w:multiLevelType w:val="hybridMultilevel"/>
@@ -19394,6 +19912,29 @@
       </w:tblBorders>
     </w:tblPr>
   </w:style>
+  <w:style w:type="table" w:customStyle="1" w:styleId="TableGrid21">
+    <w:name w:val="Table Grid21"/>
+    <w:basedOn w:val="TableNormal"/>
+    <w:next w:val="TableGrid"/>
+    <w:uiPriority w:val="59"/>
+    <w:rsid w:val="00EC6FD0"/>
+    <w:pPr>
+      <w:spacing w:after="0" w:line="240" w:lineRule="auto"/>
+    </w:pPr>
+    <w:rPr>
+      <w:rFonts w:ascii="Cambria" w:eastAsia="MS Mincho" w:hAnsi="Cambria" w:cs="Times New Roman"/>
+    </w:rPr>
+    <w:tblPr>
+      <w:tblBorders>
+        <w:top w:val="single" w:sz="4" w:space="0" w:color="auto"/>
+        <w:left w:val="single" w:sz="4" w:space="0" w:color="auto"/>
+        <w:bottom w:val="single" w:sz="4" w:space="0" w:color="auto"/>
+        <w:right w:val="single" w:sz="4" w:space="0" w:color="auto"/>
+        <w:insideH w:val="single" w:sz="4" w:space="0" w:color="auto"/>
+        <w:insideV w:val="single" w:sz="4" w:space="0" w:color="auto"/>
+      </w:tblBorders>
+    </w:tblPr>
+  </w:style>
 </w:styles>
 </file>
 

--- a/CÔNG TY TNHH MTV THƯƠNG MẠI KHAI MINH/KhaiMinh_ThanhLapMoi/GIẤY ĐỀ NGHỊ.docx
+++ b/CÔNG TY TNHH MTV THƯƠNG MẠI KHAI MINH/KhaiMinh_ThanhLapMoi/GIẤY ĐỀ NGHỊ.docx
@@ -6933,7 +6933,18 @@
               <w:t xml:space="preserve">t: Bán buôn ván ép </w:t>
             </w:r>
             <w:r>
-              <w:t xml:space="preserve">các loại; Mua bán hàng phục vụ sản xuất, hàng tiêu dùng và trang trí nội thất, bảng hiệu đèn led; Bán buôn hóa chất các loại, chất tẩy rửa, phụ gia công nghiệp làm sạch các dự án, công trình; Bán buôn các nguyên </w:t>
+              <w:t xml:space="preserve">các loại; </w:t>
+            </w:r>
+            <w:r>
+              <w:t>Bán buôn</w:t>
+            </w:r>
+            <w:r>
+              <w:t xml:space="preserve"> </w:t>
+            </w:r>
+            <w:bookmarkStart w:id="0" w:name="_GoBack"/>
+            <w:bookmarkEnd w:id="0"/>
+            <w:r>
+              <w:t xml:space="preserve">hàng phục vụ sản xuất, hàng tiêu dùng và trang trí nội thất, bảng hiệu đèn led; Bán buôn hóa chất các loại, chất tẩy rửa, phụ gia công nghiệp làm sạch các dự án, công trình; Bán buôn các nguyên </w:t>
             </w:r>
             <w:r>
               <w:lastRenderedPageBreak/>
@@ -7328,8 +7339,6 @@
           <w:szCs w:val="26"/>
         </w:rPr>
       </w:pPr>
-      <w:bookmarkStart w:id="0" w:name="_GoBack"/>
-      <w:bookmarkEnd w:id="0"/>
     </w:p>
     <w:p>
       <w:pPr>
